--- a/other/Joao_Goncalves_CV_full.docx
+++ b/other/Joao_Goncalves_CV_full.docx
@@ -1384,7 +1384,31 @@
           <w:szCs w:val="20"/>
           <w:rtl w:val="0"/>
         </w:rPr>
-        <w:t xml:space="preserve">Improved a production ADVARRA application as a Lisbon Nearshore contractor, working across its Ruby on Rails back-end and Vue.js front-end.</w:t>
+        <w:t>Contributed full-stack development to ADVARRA’s CIRBI research-review platform as a Lisbon Nearshore contractor, working across a Ruby on Rails API and Vue.js front-end for research submissions, review-board workflows, and document handling.</w:t>
+      </w:r>
+      <w:r>
+        <w:rPr>
+          <w:rtl w:val="0"/>
+        </w:rPr>
+      </w:r>
+    </w:p>
+    <w:p>
+      <w:pPr>
+        <w:widowControl w:val="1"/>
+        <w:numPr>
+          <w:ilvl w:val="0"/>
+          <w:numId w:val="1"/>
+        </w:numPr>
+        <w:spacing w:after="240" w:before="240" w:lineRule="auto"/>
+        <w:ind w:left="720" w:hanging="360"/>
+      </w:pPr>
+      <w:r>
+        <w:rPr>
+          <w:sz w:val="20"/>
+          <w:szCs w:val="20"/>
+          <w:rtl w:val="0"/>
+        </w:rPr>
+        <w:t>Worked in a system with role-based permissions, versioned submissions, and audit reporting, backed by PostgreSQL, Redis, and Sidekiq, with Minitest and Jest test suites.</w:t>
       </w:r>
       <w:r>
         <w:rPr>
@@ -1739,26 +1763,80 @@
           <w:szCs w:val="20"/>
           <w:rtl w:val="0"/>
         </w:rPr>
-        <w:t xml:space="preserve">Delivered new product work and maintained systems I had helped build during an earlier tenure</w:t>
-      </w:r>
-      <w:r>
-        <w:rPr>
-          <w:rFonts w:ascii="Arial" w:cs="Arial" w:eastAsia="Arial" w:hAnsi="Arial"/>
-          <w:b w:val="0"/>
-          <w:bCs w:val="0"/>
-          <w:i w:val="0"/>
-          <w:iCs w:val="0"/>
-          <w:smallCaps w:val="0"/>
-          <w:strike w:val="0"/>
-          <w:color w:val="000000"/>
-          <w:sz w:val="20"/>
-          <w:szCs w:val="20"/>
-          <w:u w:val="none"/>
-          <w:shd w:fill="auto" w:val="clear"/>
-          <w:vertAlign w:val="baseline"/>
-          <w:rtl w:val="0"/>
-        </w:rPr>
-        <w:t xml:space="preserve">.</w:t>
+        <w:t>Delivered new product work and maintained systems I had helped build during my earlier tenure in 2016–2017.</w:t>
+      </w:r>
+      <w:r>
+        <w:rPr>
+          <w:rFonts w:ascii="Arial" w:cs="Arial" w:eastAsia="Arial" w:hAnsi="Arial"/>
+          <w:b w:val="0"/>
+          <w:bCs w:val="0"/>
+          <w:i w:val="0"/>
+          <w:iCs w:val="0"/>
+          <w:smallCaps w:val="0"/>
+          <w:strike w:val="0"/>
+          <w:color w:val="000000"/>
+          <w:sz w:val="20"/>
+          <w:szCs w:val="20"/>
+          <w:u w:val="none"/>
+          <w:shd w:fill="auto" w:val="clear"/>
+          <w:vertAlign w:val="baseline"/>
+          <w:rtl w:val="0"/>
+        </w:rPr>
+      </w:r>
+      <w:r>
+        <w:rPr>
+          <w:rtl w:val="0"/>
+        </w:rPr>
+      </w:r>
+    </w:p>
+    <w:p>
+      <w:pPr>
+        <w:keepNext w:val="0"/>
+        <w:keepLines w:val="0"/>
+        <w:pageBreakBefore w:val="0"/>
+        <w:widowControl w:val="1"/>
+        <w:numPr>
+          <w:ilvl w:val="0"/>
+          <w:numId w:val="1"/>
+        </w:numPr>
+        <w:pBdr>
+          <w:top w:space="0" w:sz="0" w:val="nil"/>
+          <w:left w:space="0" w:sz="0" w:val="nil"/>
+          <w:bottom w:space="0" w:sz="0" w:val="nil"/>
+          <w:right w:space="0" w:sz="0" w:val="nil"/>
+          <w:between w:space="0" w:sz="0" w:val="nil"/>
+        </w:pBdr>
+        <w:shd w:fill="auto" w:val="clear"/>
+        <w:spacing w:after="0" w:before="30" w:line="240" w:lineRule="auto"/>
+        <w:ind w:left="720" w:right="0" w:hanging="360"/>
+        <w:jc w:val="left"/>
+        <w:rPr/>
+      </w:pPr>
+      <w:r>
+        <w:rPr>
+          <w:sz w:val="20"/>
+          <w:szCs w:val="20"/>
+          <w:rtl w:val="0"/>
+        </w:rPr>
+        <w:t>Worked in a platform supporting real-time research quota updates and external collaborators’ answer-annotation workflows, with automated annotation API integration, background processing, and direct uploads to AWS using presigned URLs.</w:t>
+      </w:r>
+      <w:r>
+        <w:rPr>
+          <w:rFonts w:ascii="Arial" w:cs="Arial" w:eastAsia="Arial" w:hAnsi="Arial"/>
+          <w:b w:val="0"/>
+          <w:bCs w:val="0"/>
+          <w:i w:val="0"/>
+          <w:iCs w:val="0"/>
+          <w:smallCaps w:val="0"/>
+          <w:strike w:val="0"/>
+          <w:color w:val="000000"/>
+          <w:sz w:val="20"/>
+          <w:szCs w:val="20"/>
+          <w:u w:val="none"/>
+          <w:shd w:fill="auto" w:val="clear"/>
+          <w:vertAlign w:val="baseline"/>
+          <w:rtl w:val="0"/>
+        </w:rPr>
       </w:r>
       <w:r>
         <w:rPr>
@@ -1782,9 +1860,6 @@
         </w:rPr>
       </w:pPr>
       <w:r>
-        <w:br w:type="page"/>
-      </w:r>
-      <w:r>
         <w:rPr>
           <w:rtl w:val="0"/>
         </w:rPr>
@@ -1798,13 +1873,250 @@
           <w:tab w:val="right" w:leader="none" w:pos="9648"/>
         </w:tabs>
         <w:spacing w:after="20" w:before="140" w:lineRule="auto"/>
-        <w:rPr>
+        <w:rPr/>
+      </w:pPr>
+      <w:r>
+        <w:rPr>
+          <w:rFonts w:ascii="Arial" w:cs="Arial" w:eastAsia="Arial" w:hAnsi="Arial"/>
           <w:b w:val="1"/>
           <w:bCs w:val="1"/>
           <w:sz w:val="20"/>
           <w:szCs w:val="20"/>
-        </w:rPr>
-      </w:pPr>
+          <w:rtl w:val="0"/>
+        </w:rPr>
+        <w:t xml:space="preserve">Chief Technology Officer</w:t>
+      </w:r>
+      <w:r>
+        <w:rPr>
+          <w:rFonts w:ascii="Arial" w:cs="Arial" w:eastAsia="Arial" w:hAnsi="Arial"/>
+          <w:sz w:val="20"/>
+          <w:szCs w:val="20"/>
+          <w:rtl w:val="0"/>
+        </w:rPr>
+        <w:tab/>
+        <w:t xml:space="preserve">Jan 2018 - Jul 2018</w:t>
+      </w:r>
+      <w:r>
+        <w:rPr>
+          <w:rtl w:val="0"/>
+        </w:rPr>
+      </w:r>
+    </w:p>
+    <w:p>
+      <w:pPr>
+        <w:keepNext w:val="1"/>
+        <w:keepLines w:val="0"/>
+        <w:pageBreakBefore w:val="0"/>
+        <w:widowControl w:val="1"/>
+        <w:pBdr>
+          <w:top w:space="0" w:sz="0" w:val="nil"/>
+          <w:left w:space="0" w:sz="0" w:val="nil"/>
+          <w:bottom w:space="0" w:sz="0" w:val="nil"/>
+          <w:right w:space="0" w:sz="0" w:val="nil"/>
+          <w:between w:space="0" w:sz="0" w:val="nil"/>
+        </w:pBdr>
+        <w:shd w:fill="auto" w:val="clear"/>
+        <w:spacing w:after="20" w:before="0" w:line="240" w:lineRule="auto"/>
+        <w:ind w:left="0" w:right="0" w:firstLine="0"/>
+        <w:jc w:val="left"/>
+        <w:rPr>
+          <w:rFonts w:ascii="Arial" w:cs="Arial" w:eastAsia="Arial" w:hAnsi="Arial"/>
+          <w:b w:val="0"/>
+          <w:bCs w:val="0"/>
+          <w:i w:val="0"/>
+          <w:iCs w:val="0"/>
+          <w:smallCaps w:val="0"/>
+          <w:strike w:val="0"/>
+          <w:color w:val="000000"/>
+          <w:sz w:val="20"/>
+          <w:szCs w:val="20"/>
+          <w:u w:val="none"/>
+          <w:shd w:fill="auto" w:val="clear"/>
+          <w:vertAlign w:val="baseline"/>
+        </w:rPr>
+      </w:pPr>
+      <w:r>
+        <w:rPr>
+          <w:rFonts w:ascii="Arial" w:cs="Arial" w:eastAsia="Arial" w:hAnsi="Arial"/>
+          <w:b w:val="0"/>
+          <w:bCs w:val="0"/>
+          <w:i w:val="0"/>
+          <w:iCs w:val="0"/>
+          <w:smallCaps w:val="0"/>
+          <w:strike w:val="0"/>
+          <w:color w:val="000000"/>
+          <w:sz w:val="20"/>
+          <w:szCs w:val="20"/>
+          <w:u w:val="none"/>
+          <w:shd w:fill="auto" w:val="clear"/>
+          <w:vertAlign w:val="baseline"/>
+          <w:rtl w:val="0"/>
+        </w:rPr>
+        <w:t xml:space="preserve">Zens</w:t>
+      </w:r>
+      <w:r>
+        <w:rPr>
+          <w:rFonts w:ascii="Arial" w:cs="Arial" w:eastAsia="Arial" w:hAnsi="Arial"/>
+          <w:b w:val="0"/>
+          <w:bCs w:val="0"/>
+          <w:i w:val="1"/>
+          <w:iCs w:val="1"/>
+          <w:smallCaps w:val="0"/>
+          <w:strike w:val="0"/>
+          <w:color w:val="000000"/>
+          <w:sz w:val="20"/>
+          <w:szCs w:val="20"/>
+          <w:u w:val="none"/>
+          <w:shd w:fill="auto" w:val="clear"/>
+          <w:vertAlign w:val="baseline"/>
+          <w:rtl w:val="0"/>
+        </w:rPr>
+        <w:t xml:space="preserve"> | Tokyo, Japan</w:t>
+      </w:r>
+      <w:r>
+        <w:rPr>
+          <w:rtl w:val="0"/>
+        </w:rPr>
+      </w:r>
+    </w:p>
+    <w:p>
+      <w:pPr>
+        <w:keepNext w:val="0"/>
+        <w:keepLines w:val="0"/>
+        <w:pageBreakBefore w:val="0"/>
+        <w:widowControl w:val="1"/>
+        <w:numPr>
+          <w:ilvl w:val="0"/>
+          <w:numId w:val="1"/>
+        </w:numPr>
+        <w:pBdr>
+          <w:top w:space="0" w:sz="0" w:val="nil"/>
+          <w:left w:space="0" w:sz="0" w:val="nil"/>
+          <w:bottom w:space="0" w:sz="0" w:val="nil"/>
+          <w:right w:space="0" w:sz="0" w:val="nil"/>
+          <w:between w:space="0" w:sz="0" w:val="nil"/>
+        </w:pBdr>
+        <w:shd w:fill="auto" w:val="clear"/>
+        <w:spacing w:after="0" w:before="30" w:line="240" w:lineRule="auto"/>
+        <w:ind w:left="720" w:right="0" w:hanging="360"/>
+        <w:jc w:val="left"/>
+        <w:rPr/>
+      </w:pPr>
+      <w:r>
+        <w:rPr>
+          <w:rFonts w:ascii="Arial" w:cs="Arial" w:eastAsia="Arial" w:hAnsi="Arial"/>
+          <w:b w:val="0"/>
+          <w:bCs w:val="0"/>
+          <w:i w:val="0"/>
+          <w:iCs w:val="0"/>
+          <w:smallCaps w:val="0"/>
+          <w:strike w:val="0"/>
+          <w:color w:val="000000"/>
+          <w:sz w:val="20"/>
+          <w:szCs w:val="20"/>
+          <w:u w:val="none"/>
+          <w:shd w:fill="auto" w:val="clear"/>
+          <w:vertAlign w:val="baseline"/>
+          <w:rtl w:val="0"/>
+        </w:rPr>
+        <w:t xml:space="preserve">Established Scrum practices that helped internal and remote teams work together, facilitating daily stand-ups, retrospectives, and sprint planning.</w:t>
+      </w:r>
+      <w:r>
+        <w:rPr>
+          <w:rtl w:val="0"/>
+        </w:rPr>
+      </w:r>
+    </w:p>
+    <w:p>
+      <w:pPr>
+        <w:keepNext w:val="0"/>
+        <w:keepLines w:val="0"/>
+        <w:pageBreakBefore w:val="0"/>
+        <w:widowControl w:val="1"/>
+        <w:numPr>
+          <w:ilvl w:val="0"/>
+          <w:numId w:val="1"/>
+        </w:numPr>
+        <w:pBdr>
+          <w:top w:space="0" w:sz="0" w:val="nil"/>
+          <w:left w:space="0" w:sz="0" w:val="nil"/>
+          <w:bottom w:space="0" w:sz="0" w:val="nil"/>
+          <w:right w:space="0" w:sz="0" w:val="nil"/>
+          <w:between w:space="0" w:sz="0" w:val="nil"/>
+        </w:pBdr>
+        <w:shd w:fill="auto" w:val="clear"/>
+        <w:spacing w:after="0" w:before="0" w:line="240" w:lineRule="auto"/>
+        <w:ind w:left="720" w:right="0" w:hanging="360"/>
+        <w:jc w:val="left"/>
+        <w:rPr/>
+      </w:pPr>
+      <w:r>
+        <w:rPr>
+          <w:rFonts w:ascii="Arial" w:cs="Arial" w:eastAsia="Arial" w:hAnsi="Arial"/>
+          <w:b w:val="0"/>
+          <w:bCs w:val="0"/>
+          <w:i w:val="0"/>
+          <w:iCs w:val="0"/>
+          <w:smallCaps w:val="0"/>
+          <w:strike w:val="0"/>
+          <w:color w:val="000000"/>
+          <w:sz w:val="20"/>
+          <w:szCs w:val="20"/>
+          <w:u w:val="none"/>
+          <w:shd w:fill="auto" w:val="clear"/>
+          <w:vertAlign w:val="baseline"/>
+          <w:rtl w:val="0"/>
+        </w:rPr>
+        <w:t>Advised the CEO on technology and service risks as the business plan evolved while continuing hands-on full-stack development, pull-request reviews, and junior developer guidance.</w:t>
+      </w:r>
+      <w:r>
+        <w:rPr>
+          <w:rtl w:val="0"/>
+        </w:rPr>
+      </w:r>
+    </w:p>
+    <w:p>
+      <w:pPr>
+        <w:keepNext w:val="0"/>
+        <w:keepLines w:val="0"/>
+        <w:pageBreakBefore w:val="0"/>
+        <w:widowControl w:val="1"/>
+        <w:numPr>
+          <w:ilvl w:val="0"/>
+          <w:numId w:val="1"/>
+        </w:numPr>
+        <w:pBdr>
+          <w:top w:space="0" w:sz="0" w:val="nil"/>
+          <w:left w:space="0" w:sz="0" w:val="nil"/>
+          <w:bottom w:space="0" w:sz="0" w:val="nil"/>
+          <w:right w:space="0" w:sz="0" w:val="nil"/>
+          <w:between w:space="0" w:sz="0" w:val="nil"/>
+        </w:pBdr>
+        <w:shd w:fill="auto" w:val="clear"/>
+        <w:spacing w:after="0" w:before="0" w:line="240" w:lineRule="auto"/>
+        <w:ind w:left="720" w:right="0" w:hanging="360"/>
+        <w:jc w:val="left"/>
+        <w:rPr/>
+      </w:pPr>
+      <w:r>
+        <w:rPr>
+          <w:rFonts w:ascii="Arial" w:cs="Arial" w:eastAsia="Arial" w:hAnsi="Arial"/>
+          <w:b w:val="0"/>
+          <w:bCs w:val="0"/>
+          <w:i w:val="0"/>
+          <w:iCs w:val="0"/>
+          <w:smallCaps w:val="0"/>
+          <w:strike w:val="0"/>
+          <w:color w:val="000000"/>
+          <w:sz w:val="20"/>
+          <w:szCs w:val="20"/>
+          <w:u w:val="none"/>
+          <w:shd w:fill="auto" w:val="clear"/>
+          <w:vertAlign w:val="baseline"/>
+          <w:rtl w:val="0"/>
+        </w:rPr>
+        <w:t>Worked on a Rails operations platform spanning property listings, reservations, cleaning tasks, and owner financial reporting, with Airbnb integration and background synchronization connecting booking activity to day-to-day service delivery.</w:t>
+      </w:r>
       <w:r>
         <w:rPr>
           <w:rtl w:val="0"/>
@@ -1819,202 +2131,13 @@
           <w:tab w:val="right" w:leader="none" w:pos="9648"/>
         </w:tabs>
         <w:spacing w:after="20" w:before="140" w:lineRule="auto"/>
-        <w:rPr/>
-      </w:pPr>
-      <w:r>
-        <w:rPr>
-          <w:rFonts w:ascii="Arial" w:cs="Arial" w:eastAsia="Arial" w:hAnsi="Arial"/>
+        <w:rPr>
           <w:b w:val="1"/>
           <w:bCs w:val="1"/>
           <w:sz w:val="20"/>
           <w:szCs w:val="20"/>
-          <w:rtl w:val="0"/>
-        </w:rPr>
-        <w:t xml:space="preserve">Chief Technology Officer</w:t>
-      </w:r>
-      <w:r>
-        <w:rPr>
-          <w:rFonts w:ascii="Arial" w:cs="Arial" w:eastAsia="Arial" w:hAnsi="Arial"/>
-          <w:sz w:val="20"/>
-          <w:szCs w:val="20"/>
-          <w:rtl w:val="0"/>
-        </w:rPr>
-        <w:tab/>
-        <w:t xml:space="preserve">Jan 2018 - Jul 2018</w:t>
-      </w:r>
-      <w:r>
-        <w:rPr>
-          <w:rtl w:val="0"/>
-        </w:rPr>
-      </w:r>
-    </w:p>
-    <w:p>
-      <w:pPr>
-        <w:keepNext w:val="1"/>
-        <w:keepLines w:val="0"/>
-        <w:pageBreakBefore w:val="0"/>
-        <w:widowControl w:val="1"/>
-        <w:pBdr>
-          <w:top w:space="0" w:sz="0" w:val="nil"/>
-          <w:left w:space="0" w:sz="0" w:val="nil"/>
-          <w:bottom w:space="0" w:sz="0" w:val="nil"/>
-          <w:right w:space="0" w:sz="0" w:val="nil"/>
-          <w:between w:space="0" w:sz="0" w:val="nil"/>
-        </w:pBdr>
-        <w:shd w:fill="auto" w:val="clear"/>
-        <w:spacing w:after="20" w:before="0" w:line="240" w:lineRule="auto"/>
-        <w:ind w:left="0" w:right="0" w:firstLine="0"/>
-        <w:jc w:val="left"/>
-        <w:rPr>
-          <w:rFonts w:ascii="Arial" w:cs="Arial" w:eastAsia="Arial" w:hAnsi="Arial"/>
-          <w:b w:val="0"/>
-          <w:bCs w:val="0"/>
-          <w:i w:val="0"/>
-          <w:iCs w:val="0"/>
-          <w:smallCaps w:val="0"/>
-          <w:strike w:val="0"/>
-          <w:color w:val="000000"/>
-          <w:sz w:val="20"/>
-          <w:szCs w:val="20"/>
-          <w:u w:val="none"/>
-          <w:shd w:fill="auto" w:val="clear"/>
-          <w:vertAlign w:val="baseline"/>
-        </w:rPr>
-      </w:pPr>
-      <w:r>
-        <w:rPr>
-          <w:rFonts w:ascii="Arial" w:cs="Arial" w:eastAsia="Arial" w:hAnsi="Arial"/>
-          <w:b w:val="0"/>
-          <w:bCs w:val="0"/>
-          <w:i w:val="0"/>
-          <w:iCs w:val="0"/>
-          <w:smallCaps w:val="0"/>
-          <w:strike w:val="0"/>
-          <w:color w:val="000000"/>
-          <w:sz w:val="20"/>
-          <w:szCs w:val="20"/>
-          <w:u w:val="none"/>
-          <w:shd w:fill="auto" w:val="clear"/>
-          <w:vertAlign w:val="baseline"/>
-          <w:rtl w:val="0"/>
-        </w:rPr>
-        <w:t xml:space="preserve">Zens</w:t>
-      </w:r>
-      <w:r>
-        <w:rPr>
-          <w:rFonts w:ascii="Arial" w:cs="Arial" w:eastAsia="Arial" w:hAnsi="Arial"/>
-          <w:b w:val="0"/>
-          <w:bCs w:val="0"/>
-          <w:i w:val="1"/>
-          <w:iCs w:val="1"/>
-          <w:smallCaps w:val="0"/>
-          <w:strike w:val="0"/>
-          <w:color w:val="000000"/>
-          <w:sz w:val="20"/>
-          <w:szCs w:val="20"/>
-          <w:u w:val="none"/>
-          <w:shd w:fill="auto" w:val="clear"/>
-          <w:vertAlign w:val="baseline"/>
-          <w:rtl w:val="0"/>
-        </w:rPr>
-        <w:t xml:space="preserve"> | Tokyo, Japan</w:t>
-      </w:r>
-      <w:r>
-        <w:rPr>
-          <w:rtl w:val="0"/>
-        </w:rPr>
-      </w:r>
-    </w:p>
-    <w:p>
-      <w:pPr>
-        <w:keepNext w:val="0"/>
-        <w:keepLines w:val="0"/>
-        <w:pageBreakBefore w:val="0"/>
-        <w:widowControl w:val="1"/>
-        <w:numPr>
-          <w:ilvl w:val="0"/>
-          <w:numId w:val="1"/>
-        </w:numPr>
-        <w:pBdr>
-          <w:top w:space="0" w:sz="0" w:val="nil"/>
-          <w:left w:space="0" w:sz="0" w:val="nil"/>
-          <w:bottom w:space="0" w:sz="0" w:val="nil"/>
-          <w:right w:space="0" w:sz="0" w:val="nil"/>
-          <w:between w:space="0" w:sz="0" w:val="nil"/>
-        </w:pBdr>
-        <w:shd w:fill="auto" w:val="clear"/>
-        <w:spacing w:after="0" w:before="30" w:line="240" w:lineRule="auto"/>
-        <w:ind w:left="720" w:right="0" w:hanging="360"/>
-        <w:jc w:val="left"/>
-        <w:rPr/>
-      </w:pPr>
-      <w:r>
-        <w:rPr>
-          <w:rFonts w:ascii="Arial" w:cs="Arial" w:eastAsia="Arial" w:hAnsi="Arial"/>
-          <w:b w:val="0"/>
-          <w:bCs w:val="0"/>
-          <w:i w:val="0"/>
-          <w:iCs w:val="0"/>
-          <w:smallCaps w:val="0"/>
-          <w:strike w:val="0"/>
-          <w:color w:val="000000"/>
-          <w:sz w:val="20"/>
-          <w:szCs w:val="20"/>
-          <w:u w:val="none"/>
-          <w:shd w:fill="auto" w:val="clear"/>
-          <w:vertAlign w:val="baseline"/>
-          <w:rtl w:val="0"/>
-        </w:rPr>
-        <w:t xml:space="preserve">Established Scrum practices that helped internal and remote teams work together, facilitating daily stand-ups, retrospectives, and sprint planning.</w:t>
-      </w:r>
-      <w:r>
-        <w:rPr>
-          <w:rtl w:val="0"/>
-        </w:rPr>
-      </w:r>
-    </w:p>
-    <w:p>
-      <w:pPr>
-        <w:keepNext w:val="0"/>
-        <w:keepLines w:val="0"/>
-        <w:pageBreakBefore w:val="0"/>
-        <w:widowControl w:val="1"/>
-        <w:numPr>
-          <w:ilvl w:val="0"/>
-          <w:numId w:val="1"/>
-        </w:numPr>
-        <w:pBdr>
-          <w:top w:space="0" w:sz="0" w:val="nil"/>
-          <w:left w:space="0" w:sz="0" w:val="nil"/>
-          <w:bottom w:space="0" w:sz="0" w:val="nil"/>
-          <w:right w:space="0" w:sz="0" w:val="nil"/>
-          <w:between w:space="0" w:sz="0" w:val="nil"/>
-        </w:pBdr>
-        <w:shd w:fill="auto" w:val="clear"/>
-        <w:spacing w:after="0" w:before="0" w:line="240" w:lineRule="auto"/>
-        <w:ind w:left="720" w:right="0" w:hanging="360"/>
-        <w:jc w:val="left"/>
-        <w:rPr/>
-      </w:pPr>
-      <w:r>
-        <w:rPr>
-          <w:rFonts w:ascii="Arial" w:cs="Arial" w:eastAsia="Arial" w:hAnsi="Arial"/>
-          <w:b w:val="0"/>
-          <w:bCs w:val="0"/>
-          <w:i w:val="0"/>
-          <w:iCs w:val="0"/>
-          <w:smallCaps w:val="0"/>
-          <w:strike w:val="0"/>
-          <w:color w:val="000000"/>
-          <w:sz w:val="20"/>
-          <w:szCs w:val="20"/>
-          <w:u w:val="none"/>
-          <w:shd w:fill="auto" w:val="clear"/>
-          <w:vertAlign w:val="baseline"/>
-          <w:rtl w:val="0"/>
-        </w:rPr>
-        <w:t xml:space="preserve">Advised the CEO on technology and service risks as the business plan evolved while continuing hands-on full-stack development, pull-request reviews, and junior developer guidance.</w:t>
-      </w:r>
+        </w:rPr>
+      </w:pPr>
       <w:r>
         <w:rPr>
           <w:rtl w:val="0"/>
@@ -2029,27 +2152,6 @@
           <w:tab w:val="right" w:leader="none" w:pos="9648"/>
         </w:tabs>
         <w:spacing w:after="20" w:before="140" w:lineRule="auto"/>
-        <w:rPr>
-          <w:b w:val="1"/>
-          <w:bCs w:val="1"/>
-          <w:sz w:val="20"/>
-          <w:szCs w:val="20"/>
-        </w:rPr>
-      </w:pPr>
-      <w:r>
-        <w:rPr>
-          <w:rtl w:val="0"/>
-        </w:rPr>
-      </w:r>
-    </w:p>
-    <w:p>
-      <w:pPr>
-        <w:keepNext w:val="1"/>
-        <w:keepLines w:val="1"/>
-        <w:tabs>
-          <w:tab w:val="right" w:leader="none" w:pos="9648"/>
-        </w:tabs>
-        <w:spacing w:after="20" w:before="140" w:lineRule="auto"/>
         <w:rPr/>
       </w:pPr>
       <w:r>
@@ -2196,7 +2298,7 @@
           <w:vertAlign w:val="baseline"/>
           <w:rtl w:val="0"/>
         </w:rPr>
-        <w:t xml:space="preserve">Helped redesign an Angular and Ruby on Rails application into a React and Rails system that could generate different dashboards for distinct data needs.</w:t>
+        <w:t>Led the redesign of an outdated Angular and Ruby on Rails application into a React and Rails analytics platform, enabling configurable dashboards tailored to different consumer-research datasets.</w:t>
       </w:r>
       <w:r>
         <w:rPr>

--- a/other/Joao_Goncalves_CV_full.docx
+++ b/other/Joao_Goncalves_CV_full.docx
@@ -7,13 +7,18 @@
         <w:pStyle w:val="Title"/>
         <w:keepNext w:val="1"/>
         <w:spacing w:after="40" w:lineRule="auto"/>
-        <w:rPr/>
-      </w:pPr>
-      <w:r>
-        <w:rPr>
-          <w:rFonts w:ascii="Arial" w:cs="Arial" w:eastAsia="Arial" w:hAnsi="Arial"/>
-          <w:sz w:val="56"/>
-          <w:szCs w:val="56"/>
+        <w:rPr>
+          <w:color w:val="0f4761"/>
+          <w:sz w:val="46"/>
+          <w:szCs w:val="46"/>
+        </w:rPr>
+      </w:pPr>
+      <w:r>
+        <w:rPr>
+          <w:rFonts w:ascii="Arial" w:cs="Arial" w:eastAsia="Arial" w:hAnsi="Arial"/>
+          <w:color w:val="0f4761"/>
+          <w:sz w:val="46"/>
+          <w:szCs w:val="46"/>
           <w:rtl w:val="0"/>
         </w:rPr>
         <w:t xml:space="preserve">João Gonçalves</w:t>
@@ -52,27 +57,31 @@
           <w:szCs w:val="20"/>
           <w:rtl w:val="0"/>
         </w:rPr>
-        <w:t xml:space="preserve">goncalves.joao@gmail.com | +81 070 9109 0967 | </w:t>
-      </w:r>
-      <w:hyperlink r:id="rId7">
-        <w:r>
-          <w:rPr>
-            <w:color w:val="1155cc"/>
-            <w:sz w:val="20"/>
-            <w:szCs w:val="20"/>
-            <w:u w:val="single"/>
-            <w:rtl w:val="0"/>
-          </w:rPr>
-          <w:t xml:space="preserve">GitHub</w:t>
-        </w:r>
-      </w:hyperlink>
-      <w:r>
-        <w:rPr>
-          <w:sz w:val="20"/>
-          <w:szCs w:val="20"/>
-          <w:rtl w:val="0"/>
-        </w:rPr>
-        <w:t xml:space="preserve"> | </w:t>
+        <w:t xml:space="preserve">goncalves.joao@gmail.com | </w:t>
+      </w:r>
+      <w:r>
+        <w:rPr>
+          <w:sz w:val="20"/>
+          <w:szCs w:val="20"/>
+          <w:rtl w:val="0"/>
+        </w:rPr>
+        <w:t xml:space="preserve">github.com/goncalvesjoao</w:t>
+      </w:r>
+      <w:r>
+        <w:rPr>
+          <w:sz w:val="20"/>
+          <w:szCs w:val="20"/>
+          <w:rtl w:val="0"/>
+        </w:rPr>
+        <w:t xml:space="preserve"> | +81 070 9109 0967 </w:t>
+      </w:r>
+      <w:r>
+        <w:rPr>
+          <w:sz w:val="20"/>
+          <w:szCs w:val="20"/>
+          <w:rtl w:val="0"/>
+        </w:rPr>
+        <w:t xml:space="preserve">| </w:t>
       </w:r>
       <w:r>
         <w:rPr>
@@ -93,34 +102,6 @@
         </w:rPr>
         <w:t xml:space="preserve">Tokyo, Japan</w:t>
       </w:r>
-      <w:r>
-        <w:rPr>
-          <w:rtl w:val="0"/>
-        </w:rPr>
-      </w:r>
-    </w:p>
-    <w:p>
-      <w:pPr>
-        <w:keepNext w:val="1"/>
-        <w:keepLines w:val="0"/>
-        <w:pageBreakBefore w:val="0"/>
-        <w:widowControl w:val="1"/>
-        <w:pBdr>
-          <w:top w:space="0" w:sz="0" w:val="nil"/>
-          <w:left w:space="0" w:sz="0" w:val="nil"/>
-          <w:bottom w:space="0" w:sz="0" w:val="nil"/>
-          <w:right w:space="0" w:sz="0" w:val="nil"/>
-          <w:between w:space="0" w:sz="0" w:val="nil"/>
-        </w:pBdr>
-        <w:shd w:fill="auto" w:val="clear"/>
-        <w:spacing w:after="80" w:before="40" w:line="240" w:lineRule="auto"/>
-        <w:ind w:left="0" w:right="0" w:firstLine="0"/>
-        <w:jc w:val="left"/>
-        <w:rPr>
-          <w:sz w:val="20"/>
-          <w:szCs w:val="20"/>
-        </w:rPr>
-      </w:pPr>
       <w:r>
         <w:rPr>
           <w:rtl w:val="0"/>
@@ -169,19 +150,8 @@
         <w:ind w:left="0" w:right="0" w:firstLine="0"/>
         <w:jc w:val="left"/>
         <w:rPr>
-          <w:rFonts w:ascii="Arial" w:cs="Arial" w:eastAsia="Arial" w:hAnsi="Arial"/>
-          <w:b w:val="0"/>
-          <w:bCs w:val="0"/>
-          <w:i w:val="0"/>
-          <w:iCs w:val="0"/>
-          <w:smallCaps w:val="0"/>
-          <w:strike w:val="0"/>
-          <w:color w:val="000000"/>
-          <w:sz w:val="20"/>
-          <w:szCs w:val="20"/>
-          <w:u w:val="none"/>
-          <w:shd w:fill="auto" w:val="clear"/>
-          <w:vertAlign w:val="baseline"/>
+          <w:sz w:val="20"/>
+          <w:szCs w:val="20"/>
         </w:rPr>
       </w:pPr>
       <w:r>
@@ -211,29 +181,6 @@
         </w:rPr>
         <w:t xml:space="preserve">.</w:t>
       </w:r>
-    </w:p>
-    <w:p>
-      <w:pPr>
-        <w:keepNext w:val="0"/>
-        <w:keepLines w:val="0"/>
-        <w:pageBreakBefore w:val="0"/>
-        <w:widowControl w:val="1"/>
-        <w:pBdr>
-          <w:top w:space="0" w:sz="0" w:val="nil"/>
-          <w:left w:space="0" w:sz="0" w:val="nil"/>
-          <w:bottom w:space="0" w:sz="0" w:val="nil"/>
-          <w:right w:space="0" w:sz="0" w:val="nil"/>
-          <w:between w:space="0" w:sz="0" w:val="nil"/>
-        </w:pBdr>
-        <w:shd w:fill="auto" w:val="clear"/>
-        <w:spacing w:after="0" w:before="182" w:line="276" w:lineRule="auto"/>
-        <w:ind w:left="0" w:right="0" w:firstLine="0"/>
-        <w:jc w:val="left"/>
-        <w:rPr>
-          <w:sz w:val="20"/>
-          <w:szCs w:val="20"/>
-        </w:rPr>
-      </w:pPr>
       <w:r>
         <w:rPr>
           <w:rtl w:val="0"/>
@@ -356,16 +303,26 @@
       </w:pPr>
       <w:r>
         <w:rPr>
-          <w:b/>
-          <w:sz w:val="20"/>
+          <w:b w:val="1"/>
+          <w:bCs w:val="1"/>
+          <w:sz w:val="20"/>
+          <w:szCs w:val="20"/>
+          <w:rtl w:val="0"/>
         </w:rPr>
         <w:t xml:space="preserve">Front-end: </w:t>
       </w:r>
       <w:r>
         <w:rPr>
           <w:sz w:val="20"/>
-        </w:rPr>
-        <w:t>React, Vue.js (Vue 3), TypeScript, JavaScript, HTML, CSS, Vite, Electron, internationalization (i18n), Storybook, design systems, design tokens, accessibility (semantic HTML and ARIA), Hotwire/Turbo, Tailwind CSS, Bootstrap</w:t>
+          <w:szCs w:val="20"/>
+          <w:rtl w:val="0"/>
+        </w:rPr>
+        <w:t xml:space="preserve">React, Vue.js (Vue 3), TypeScript, JavaScript, HTML, CSS, Vite, Electron, internationalization (i18n), Storybook, design systems, design tokens, accessibility (semantic HTML and ARIA), Hotwire/Turbo, Tailwind CSS, Bootstrap</w:t>
+      </w:r>
+      <w:r>
+        <w:rPr>
+          <w:rtl w:val="0"/>
+        </w:rPr>
       </w:r>
     </w:p>
     <w:p>
@@ -393,16 +350,26 @@
       </w:pPr>
       <w:r>
         <w:rPr>
-          <w:b/>
-          <w:sz w:val="20"/>
+          <w:b w:val="1"/>
+          <w:bCs w:val="1"/>
+          <w:sz w:val="20"/>
+          <w:szCs w:val="20"/>
+          <w:rtl w:val="0"/>
         </w:rPr>
         <w:t xml:space="preserve">Back-end: </w:t>
       </w:r>
       <w:r>
         <w:rPr>
           <w:sz w:val="20"/>
-        </w:rPr>
-        <w:t>Ruby, Ruby on Rails, Sinatra, Node.js, NestJS, Express, AstroJS, Rust, Actix, Python, FastAPI, SQLModel, SQLAlchemy, Alembic, REST and WebSocket API design and integration</w:t>
+          <w:szCs w:val="20"/>
+          <w:rtl w:val="0"/>
+        </w:rPr>
+        <w:t xml:space="preserve">Ruby, Ruby on Rails, Sinatra, Node.js, NestJS, Express, AstroJS, Rust, Actix, Python, FastAPI, SQLModel, SQLAlchemy, Alembic, REST and WebSocket API design and integration</w:t>
+      </w:r>
+      <w:r>
+        <w:rPr>
+          <w:rtl w:val="0"/>
+        </w:rPr>
       </w:r>
     </w:p>
     <w:p>
@@ -660,6 +627,7 @@
         </w:numPr>
         <w:spacing w:before="174" w:lineRule="auto"/>
         <w:ind w:left="720" w:hanging="360"/>
+        <w:rPr/>
       </w:pPr>
       <w:r>
         <w:rPr>
@@ -780,34 +748,6 @@
     </w:p>
     <w:p>
       <w:pPr>
-        <w:keepNext w:val="0"/>
-        <w:keepLines w:val="0"/>
-        <w:pageBreakBefore w:val="0"/>
-        <w:widowControl w:val="1"/>
-        <w:pBdr>
-          <w:top w:space="0" w:sz="0" w:val="nil"/>
-          <w:left w:space="0" w:sz="0" w:val="nil"/>
-          <w:bottom w:space="0" w:sz="0" w:val="nil"/>
-          <w:right w:space="0" w:sz="0" w:val="nil"/>
-          <w:between w:space="0" w:sz="0" w:val="nil"/>
-        </w:pBdr>
-        <w:shd w:fill="auto" w:val="clear"/>
-        <w:spacing w:after="0" w:before="174" w:line="240" w:lineRule="auto"/>
-        <w:ind w:left="0" w:right="0" w:firstLine="0"/>
-        <w:jc w:val="left"/>
-        <w:rPr>
-          <w:sz w:val="20"/>
-          <w:szCs w:val="20"/>
-        </w:rPr>
-      </w:pPr>
-      <w:r>
-        <w:rPr>
-          <w:rtl w:val="0"/>
-        </w:rPr>
-      </w:r>
-    </w:p>
-    <w:p>
-      <w:pPr>
         <w:pStyle w:val="Heading1"/>
         <w:keepNext w:val="1"/>
         <w:keepLines w:val="1"/>
@@ -1103,8 +1043,15 @@
       <w:r>
         <w:rPr>
           <w:sz w:val="20"/>
-        </w:rPr>
-        <w:t>Proposed replacing a July internal milestone with a September open-source launch to gather real-world signal before committing to the paid product, then led hands-on development of Websolut's Vue 3/TypeScript interface. It enabled designers and product owners to preview changes in real time, edit content independently of Figma, and publish directly to Vercel without writing code.</w:t>
+          <w:szCs w:val="20"/>
+          <w:rtl w:val="0"/>
+        </w:rPr>
+        <w:t xml:space="preserve">Proposed replacing a July internal milestone with a September open-source launch to gather real-world signal before committing to the paid product, then led hands-on development of Websolut's Vue 3/TypeScript interface. It enabled designers and product owners to preview changes in real time, edit content independently of Figma, and publish directly to Vercel without writing code.</w:t>
+      </w:r>
+      <w:r>
+        <w:rPr>
+          <w:rtl w:val="0"/>
+        </w:rPr>
       </w:r>
     </w:p>
     <w:p>
@@ -1229,25 +1176,11 @@
       <w:r>
         <w:rPr>
           <w:sz w:val="20"/>
-        </w:rPr>
-        <w:t>Simplified a premature microservices approach into a monorepo spanning an Electron/Vite application, a NestJS REST/WebSocket API, and a tested TypeScript conversion engine, reducing coordination and pull-request review friction.</w:t>
-      </w:r>
-    </w:p>
-    <w:p>
-      <w:pPr>
-        <w:keepNext w:val="1"/>
-        <w:keepLines w:val="1"/>
-        <w:tabs>
-          <w:tab w:val="right" w:leader="none" w:pos="9648"/>
-        </w:tabs>
-        <w:spacing w:after="20" w:before="140" w:lineRule="auto"/>
-        <w:rPr>
-          <w:b w:val="1"/>
-          <w:bCs w:val="1"/>
-          <w:sz w:val="20"/>
-          <w:szCs w:val="20"/>
-        </w:rPr>
-      </w:pPr>
+          <w:szCs w:val="20"/>
+          <w:rtl w:val="0"/>
+        </w:rPr>
+        <w:t xml:space="preserve">Simplified a premature microservices approach into a monorepo spanning an Electron/Vite application, a NestJS REST/WebSocket API, and a tested TypeScript conversion engine, reducing coordination and pull-request review friction.</w:t>
+      </w:r>
       <w:r>
         <w:rPr>
           <w:rtl w:val="0"/>
@@ -1312,42 +1245,6 @@
           <w:rFonts w:ascii="Arial" w:cs="Arial" w:eastAsia="Arial" w:hAnsi="Arial"/>
           <w:b w:val="0"/>
           <w:bCs w:val="0"/>
-          <w:i w:val="0"/>
-          <w:iCs w:val="0"/>
-          <w:smallCaps w:val="0"/>
-          <w:strike w:val="0"/>
-          <w:color w:val="000000"/>
-          <w:sz w:val="20"/>
-          <w:szCs w:val="20"/>
-          <w:u w:val="none"/>
-          <w:shd w:fill="auto" w:val="clear"/>
-          <w:vertAlign w:val="baseline"/>
-        </w:rPr>
-      </w:pPr>
-      <w:r>
-        <w:rPr>
-          <w:rFonts w:ascii="Arial" w:cs="Arial" w:eastAsia="Arial" w:hAnsi="Arial"/>
-          <w:b w:val="0"/>
-          <w:bCs w:val="0"/>
-          <w:i w:val="0"/>
-          <w:iCs w:val="0"/>
-          <w:smallCaps w:val="0"/>
-          <w:strike w:val="0"/>
-          <w:color w:val="000000"/>
-          <w:sz w:val="20"/>
-          <w:szCs w:val="20"/>
-          <w:u w:val="none"/>
-          <w:shd w:fill="auto" w:val="clear"/>
-          <w:vertAlign w:val="baseline"/>
-          <w:rtl w:val="0"/>
-        </w:rPr>
-        <w:t xml:space="preserve">Lisbon Nearshore @ ADVARRA</w:t>
-      </w:r>
-      <w:r>
-        <w:rPr>
-          <w:rFonts w:ascii="Arial" w:cs="Arial" w:eastAsia="Arial" w:hAnsi="Arial"/>
-          <w:b w:val="0"/>
-          <w:bCs w:val="0"/>
           <w:i w:val="1"/>
           <w:iCs w:val="1"/>
           <w:smallCaps w:val="0"/>
@@ -1358,14 +1255,45 @@
           <w:u w:val="none"/>
           <w:shd w:fill="auto" w:val="clear"/>
           <w:vertAlign w:val="baseline"/>
+        </w:rPr>
+      </w:pPr>
+      <w:r>
+        <w:rPr>
+          <w:rFonts w:ascii="Arial" w:cs="Arial" w:eastAsia="Arial" w:hAnsi="Arial"/>
+          <w:b w:val="0"/>
+          <w:bCs w:val="0"/>
+          <w:i w:val="0"/>
+          <w:iCs w:val="0"/>
+          <w:smallCaps w:val="0"/>
+          <w:strike w:val="0"/>
+          <w:color w:val="000000"/>
+          <w:sz w:val="20"/>
+          <w:szCs w:val="20"/>
+          <w:u w:val="none"/>
+          <w:shd w:fill="auto" w:val="clear"/>
+          <w:vertAlign w:val="baseline"/>
+          <w:rtl w:val="0"/>
+        </w:rPr>
+        <w:t xml:space="preserve">Lisbon Nearshore @ ADVARRA</w:t>
+      </w:r>
+      <w:r>
+        <w:rPr>
+          <w:rFonts w:ascii="Arial" w:cs="Arial" w:eastAsia="Arial" w:hAnsi="Arial"/>
+          <w:b w:val="0"/>
+          <w:bCs w:val="0"/>
+          <w:i w:val="1"/>
+          <w:iCs w:val="1"/>
+          <w:smallCaps w:val="0"/>
+          <w:strike w:val="0"/>
+          <w:color w:val="000000"/>
+          <w:sz w:val="20"/>
+          <w:szCs w:val="20"/>
+          <w:u w:val="none"/>
+          <w:shd w:fill="auto" w:val="clear"/>
+          <w:vertAlign w:val="baseline"/>
           <w:rtl w:val="0"/>
         </w:rPr>
         <w:t xml:space="preserve"> | Lisbon, Portugal</w:t>
-      </w:r>
-      <w:r>
-        <w:rPr>
-          <w:rtl w:val="0"/>
-        </w:rPr>
       </w:r>
     </w:p>
     <w:p>
@@ -1375,7 +1303,7 @@
           <w:ilvl w:val="0"/>
           <w:numId w:val="1"/>
         </w:numPr>
-        <w:spacing w:after="240" w:before="240" w:lineRule="auto"/>
+        <w:spacing w:before="30" w:lineRule="auto"/>
         <w:ind w:left="720" w:hanging="360"/>
       </w:pPr>
       <w:r>
@@ -1384,7 +1312,7 @@
           <w:szCs w:val="20"/>
           <w:rtl w:val="0"/>
         </w:rPr>
-        <w:t>Contributed full-stack development to ADVARRA’s CIRBI research-review platform as a Lisbon Nearshore contractor, working across a Ruby on Rails API and Vue.js front-end for research submissions, review-board workflows, and document handling.</w:t>
+        <w:t xml:space="preserve">Contributed full-stack development to ADVARRA’s CIRBI research-review platform as a Lisbon Nearshore contractor, working across a Ruby on Rails API and Vue.js front-end for research submissions, review-board workflows, and document handling.</w:t>
       </w:r>
       <w:r>
         <w:rPr>
@@ -1399,7 +1327,7 @@
           <w:ilvl w:val="0"/>
           <w:numId w:val="1"/>
         </w:numPr>
-        <w:spacing w:after="240" w:before="240" w:lineRule="auto"/>
+        <w:spacing w:before="30" w:lineRule="auto"/>
         <w:ind w:left="720" w:hanging="360"/>
       </w:pPr>
       <w:r>
@@ -1408,29 +1336,8 @@
           <w:szCs w:val="20"/>
           <w:rtl w:val="0"/>
         </w:rPr>
-        <w:t>Worked in a system with role-based permissions, versioned submissions, and audit reporting, backed by PostgreSQL, Redis, and Sidekiq, with Minitest and Jest test suites.</w:t>
-      </w:r>
-      <w:r>
-        <w:rPr>
-          <w:rtl w:val="0"/>
-        </w:rPr>
-      </w:r>
-    </w:p>
-    <w:p>
-      <w:pPr>
-        <w:keepNext w:val="1"/>
-        <w:keepLines w:val="1"/>
-        <w:tabs>
-          <w:tab w:val="right" w:leader="none" w:pos="9648"/>
-        </w:tabs>
-        <w:spacing w:after="20" w:before="140" w:lineRule="auto"/>
-        <w:rPr>
-          <w:b w:val="1"/>
-          <w:bCs w:val="1"/>
-          <w:sz w:val="20"/>
-          <w:szCs w:val="20"/>
-        </w:rPr>
-      </w:pPr>
+        <w:t xml:space="preserve">Worked in a system with role-based permissions, versioned submissions, and audit reporting, backed by PostgreSQL, Redis, and Sidekiq, with Minitest and Jest test suites.</w:t>
+      </w:r>
       <w:r>
         <w:rPr>
           <w:rtl w:val="0"/>
@@ -1607,27 +1514,6 @@
           <w:tab w:val="right" w:leader="none" w:pos="9648"/>
         </w:tabs>
         <w:spacing w:after="20" w:before="140" w:lineRule="auto"/>
-        <w:rPr>
-          <w:b w:val="1"/>
-          <w:bCs w:val="1"/>
-          <w:sz w:val="20"/>
-          <w:szCs w:val="20"/>
-        </w:rPr>
-      </w:pPr>
-      <w:r>
-        <w:rPr>
-          <w:rtl w:val="0"/>
-        </w:rPr>
-      </w:r>
-    </w:p>
-    <w:p>
-      <w:pPr>
-        <w:keepNext w:val="1"/>
-        <w:keepLines w:val="1"/>
-        <w:tabs>
-          <w:tab w:val="right" w:leader="none" w:pos="9648"/>
-        </w:tabs>
-        <w:spacing w:after="20" w:before="140" w:lineRule="auto"/>
         <w:rPr/>
       </w:pPr>
       <w:r>
@@ -1763,25 +1649,7 @@
           <w:szCs w:val="20"/>
           <w:rtl w:val="0"/>
         </w:rPr>
-        <w:t>Delivered new product work and maintained systems I had helped build during my earlier tenure in 2016–2017.</w:t>
-      </w:r>
-      <w:r>
-        <w:rPr>
-          <w:rFonts w:ascii="Arial" w:cs="Arial" w:eastAsia="Arial" w:hAnsi="Arial"/>
-          <w:b w:val="0"/>
-          <w:bCs w:val="0"/>
-          <w:i w:val="0"/>
-          <w:iCs w:val="0"/>
-          <w:smallCaps w:val="0"/>
-          <w:strike w:val="0"/>
-          <w:color w:val="000000"/>
-          <w:sz w:val="20"/>
-          <w:szCs w:val="20"/>
-          <w:u w:val="none"/>
-          <w:shd w:fill="auto" w:val="clear"/>
-          <w:vertAlign w:val="baseline"/>
-          <w:rtl w:val="0"/>
-        </w:rPr>
+        <w:t xml:space="preserve">Delivered new product work and maintained systems I had helped build during my earlier tenure in 2016–2017.</w:t>
       </w:r>
       <w:r>
         <w:rPr>
@@ -1818,25 +1686,7 @@
           <w:szCs w:val="20"/>
           <w:rtl w:val="0"/>
         </w:rPr>
-        <w:t>Worked in a platform supporting real-time research quota updates and external collaborators’ answer-annotation workflows, with automated annotation API integration, background processing, and direct uploads to AWS using presigned URLs.</w:t>
-      </w:r>
-      <w:r>
-        <w:rPr>
-          <w:rFonts w:ascii="Arial" w:cs="Arial" w:eastAsia="Arial" w:hAnsi="Arial"/>
-          <w:b w:val="0"/>
-          <w:bCs w:val="0"/>
-          <w:i w:val="0"/>
-          <w:iCs w:val="0"/>
-          <w:smallCaps w:val="0"/>
-          <w:strike w:val="0"/>
-          <w:color w:val="000000"/>
-          <w:sz w:val="20"/>
-          <w:szCs w:val="20"/>
-          <w:u w:val="none"/>
-          <w:shd w:fill="auto" w:val="clear"/>
-          <w:vertAlign w:val="baseline"/>
-          <w:rtl w:val="0"/>
-        </w:rPr>
+        <w:t xml:space="preserve">Worked in a platform supporting real-time research quota updates and external collaborators’ answer-annotation workflows, with automated annotation API integration, background processing, and direct uploads to AWS using presigned URLs.</w:t>
       </w:r>
       <w:r>
         <w:rPr>
@@ -1859,6 +1709,9 @@
           <w:szCs w:val="20"/>
         </w:rPr>
       </w:pPr>
+      <w:r>
+        <w:br w:type="page"/>
+      </w:r>
       <w:r>
         <w:rPr>
           <w:rtl w:val="0"/>
@@ -2067,7 +1920,7 @@
           <w:vertAlign w:val="baseline"/>
           <w:rtl w:val="0"/>
         </w:rPr>
-        <w:t>Advised the CEO on technology and service risks as the business plan evolved while continuing hands-on full-stack development, pull-request reviews, and junior developer guidance.</w:t>
+        <w:t xml:space="preserve">Advised the CEO on technology and service risks as the business plan evolved while continuing hands-on full-stack development, pull-request reviews, and junior developer guidance.</w:t>
       </w:r>
       <w:r>
         <w:rPr>
@@ -2115,29 +1968,8 @@
           <w:vertAlign w:val="baseline"/>
           <w:rtl w:val="0"/>
         </w:rPr>
-        <w:t>Worked on a Rails operations platform spanning property listings, reservations, cleaning tasks, and owner financial reporting, with Airbnb integration and background synchronization connecting booking activity to day-to-day service delivery.</w:t>
-      </w:r>
-      <w:r>
-        <w:rPr>
-          <w:rtl w:val="0"/>
-        </w:rPr>
-      </w:r>
-    </w:p>
-    <w:p>
-      <w:pPr>
-        <w:keepNext w:val="1"/>
-        <w:keepLines w:val="1"/>
-        <w:tabs>
-          <w:tab w:val="right" w:leader="none" w:pos="9648"/>
-        </w:tabs>
-        <w:spacing w:after="20" w:before="140" w:lineRule="auto"/>
-        <w:rPr>
-          <w:b w:val="1"/>
-          <w:bCs w:val="1"/>
-          <w:sz w:val="20"/>
-          <w:szCs w:val="20"/>
-        </w:rPr>
-      </w:pPr>
+        <w:t xml:space="preserve">Worked on a Rails operations platform spanning property listings, reservations, cleaning tasks, and owner financial reporting, with Airbnb integration and background synchronization connecting booking activity to day-to-day service delivery.</w:t>
+      </w:r>
       <w:r>
         <w:rPr>
           <w:rtl w:val="0"/>
@@ -2298,29 +2130,8 @@
           <w:vertAlign w:val="baseline"/>
           <w:rtl w:val="0"/>
         </w:rPr>
-        <w:t>Led the redesign of an outdated Angular and Ruby on Rails application into a React and Rails analytics platform, enabling configurable dashboards tailored to different consumer-research datasets.</w:t>
-      </w:r>
-      <w:r>
-        <w:rPr>
-          <w:rtl w:val="0"/>
-        </w:rPr>
-      </w:r>
-    </w:p>
-    <w:p>
-      <w:pPr>
-        <w:keepNext w:val="1"/>
-        <w:keepLines w:val="1"/>
-        <w:tabs>
-          <w:tab w:val="right" w:leader="none" w:pos="9648"/>
-        </w:tabs>
-        <w:spacing w:after="20" w:before="140" w:lineRule="auto"/>
-        <w:rPr>
-          <w:b w:val="1"/>
-          <w:bCs w:val="1"/>
-          <w:sz w:val="20"/>
-          <w:szCs w:val="20"/>
-        </w:rPr>
-      </w:pPr>
+        <w:t xml:space="preserve">Led the redesign of an outdated Angular and Ruby on Rails application into a React and Rails analytics platform, enabling configurable dashboards tailored to different consumer-research datasets.</w:t>
+      </w:r>
       <w:r>
         <w:rPr>
           <w:rtl w:val="0"/>
@@ -2472,21 +2283,15 @@
         </w:rPr>
         <w:t xml:space="preserve">Provided technical leadership and full-stack development for a healthcare platform that centralized patient records across doctor- and patient-facing applications, sharing business logic and integrating with government systems across a broad stack including Ruby on Rails, React, Angular, Sass, PostgreSQL, Redis, MongoDB, and Elasticsearch.</w:t>
       </w:r>
-      <w:r>
-        <w:rPr>
-          <w:rtl w:val="0"/>
-        </w:rPr>
-      </w:r>
-    </w:p>
-    <w:p>
-      <w:pPr>
+    </w:p>
+    <w:p>
+      <w:pPr>
+        <w:pStyle w:val="Heading1"/>
         <w:keepNext w:val="1"/>
         <w:keepLines w:val="1"/>
-        <w:tabs>
-          <w:tab w:val="right" w:leader="none" w:pos="9648"/>
-        </w:tabs>
-        <w:spacing w:after="20" w:before="140" w:lineRule="auto"/>
-        <w:rPr>
+        <w:spacing w:after="80" w:before="280" w:lineRule="auto"/>
+        <w:rPr>
+          <w:rFonts w:ascii="Arial" w:cs="Arial" w:eastAsia="Arial" w:hAnsi="Arial"/>
           <w:b w:val="1"/>
           <w:bCs w:val="1"/>
           <w:sz w:val="20"/>
@@ -2495,127 +2300,255 @@
       </w:pPr>
       <w:r>
         <w:rPr>
-          <w:rtl w:val="0"/>
-        </w:rPr>
-      </w:r>
-    </w:p>
-    <w:p>
-      <w:pPr>
+          <w:rFonts w:ascii="Arial" w:cs="Arial" w:eastAsia="Arial" w:hAnsi="Arial"/>
+          <w:sz w:val="36"/>
+          <w:szCs w:val="36"/>
+          <w:rtl w:val="0"/>
+        </w:rPr>
+        <w:t xml:space="preserve">SELECTED O</w:t>
+      </w:r>
+      <w:r>
+        <w:rPr>
+          <w:rFonts w:ascii="Arial" w:cs="Arial" w:eastAsia="Arial" w:hAnsi="Arial"/>
+          <w:color w:val="0f4761"/>
+          <w:sz w:val="36"/>
+          <w:szCs w:val="36"/>
+          <w:rtl w:val="0"/>
+        </w:rPr>
+        <w:t xml:space="preserve">PEN SOURCE </w:t>
+      </w:r>
+      <w:r>
+        <w:rPr>
+          <w:rFonts w:ascii="Arial" w:cs="Arial" w:eastAsia="Arial" w:hAnsi="Arial"/>
+          <w:sz w:val="36"/>
+          <w:szCs w:val="36"/>
+          <w:rtl w:val="0"/>
+        </w:rPr>
+        <w:t xml:space="preserve">WORK</w:t>
+      </w:r>
+      <w:r>
+        <w:rPr>
+          <w:rtl w:val="0"/>
+        </w:rPr>
+      </w:r>
+    </w:p>
+    <w:p>
+      <w:pPr>
+        <w:keepNext w:val="1"/>
+        <w:spacing w:after="20" w:before="60" w:lineRule="auto"/>
+        <w:rPr>
+          <w:b w:val="1"/>
+          <w:bCs w:val="1"/>
+          <w:sz w:val="20"/>
+          <w:szCs w:val="20"/>
+        </w:rPr>
+      </w:pPr>
+      <w:r>
+        <w:rPr>
+          <w:b w:val="1"/>
+          <w:bCs w:val="1"/>
+          <w:sz w:val="20"/>
+          <w:szCs w:val="20"/>
+          <w:rtl w:val="0"/>
+        </w:rPr>
+        <w:t xml:space="preserve">Websolut</w:t>
+      </w:r>
+    </w:p>
+    <w:p>
+      <w:pPr>
+        <w:keepNext w:val="1"/>
+        <w:widowControl w:val="1"/>
+        <w:spacing w:after="20" w:lineRule="auto"/>
+        <w:rPr>
+          <w:b w:val="1"/>
+          <w:bCs w:val="1"/>
+          <w:sz w:val="20"/>
+          <w:szCs w:val="20"/>
+        </w:rPr>
+      </w:pPr>
+      <w:hyperlink r:id="rId7">
+        <w:r>
+          <w:rPr>
+            <w:i w:val="1"/>
+            <w:iCs w:val="1"/>
+            <w:color w:val="1155cc"/>
+            <w:sz w:val="20"/>
+            <w:szCs w:val="20"/>
+            <w:u w:val="single"/>
+            <w:rtl w:val="0"/>
+          </w:rPr>
+          <w:t xml:space="preserve">https://github.com/wsolut/websolut</w:t>
+        </w:r>
+      </w:hyperlink>
+      <w:r>
+        <w:rPr>
+          <w:rtl w:val="0"/>
+        </w:rPr>
+      </w:r>
+    </w:p>
+    <w:p>
+      <w:pPr>
+        <w:keepLines w:val="1"/>
+        <w:widowControl w:val="1"/>
+        <w:ind w:left="0" w:firstLine="0"/>
+        <w:rPr>
+          <w:sz w:val="20"/>
+          <w:szCs w:val="20"/>
+        </w:rPr>
+      </w:pPr>
+      <w:r>
+        <w:rPr>
+          <w:sz w:val="20"/>
+          <w:szCs w:val="20"/>
+          <w:rtl w:val="0"/>
+        </w:rPr>
+        <w:t xml:space="preserve">An open-source product that enables a designer or product owner to move from Figma design through implementation and deployment without writing code, with real-time previews, content editing independent of Figma, and direct publishing to Vercel. Built with Vue 3/TypeScript, Electron, and NestJS.</w:t>
+      </w:r>
+    </w:p>
+    <w:p>
+      <w:pPr>
+        <w:keepNext w:val="1"/>
+        <w:spacing w:after="20" w:before="140" w:lineRule="auto"/>
+        <w:rPr>
+          <w:b w:val="1"/>
+          <w:bCs w:val="1"/>
+          <w:sz w:val="20"/>
+          <w:szCs w:val="20"/>
+        </w:rPr>
+      </w:pPr>
+      <w:r>
+        <w:rPr>
+          <w:b w:val="1"/>
+          <w:bCs w:val="1"/>
+          <w:sz w:val="20"/>
+          <w:szCs w:val="20"/>
+          <w:rtl w:val="0"/>
+        </w:rPr>
+        <w:t xml:space="preserve">Semanticus CSS</w:t>
+      </w:r>
+    </w:p>
+    <w:p>
+      <w:pPr>
+        <w:keepNext w:val="1"/>
+        <w:widowControl w:val="1"/>
+        <w:spacing w:after="20" w:lineRule="auto"/>
+        <w:rPr>
+          <w:sz w:val="20"/>
+          <w:szCs w:val="20"/>
+        </w:rPr>
+      </w:pPr>
+      <w:hyperlink r:id="rId8">
+        <w:r>
+          <w:rPr>
+            <w:i w:val="1"/>
+            <w:iCs w:val="1"/>
+            <w:color w:val="1155cc"/>
+            <w:sz w:val="20"/>
+            <w:szCs w:val="20"/>
+            <w:u w:val="single"/>
+            <w:rtl w:val="0"/>
+          </w:rPr>
+          <w:t xml:space="preserve">https://semanticus.design</w:t>
+        </w:r>
+      </w:hyperlink>
+      <w:r>
+        <w:rPr>
+          <w:rtl w:val="0"/>
+        </w:rPr>
+      </w:r>
+    </w:p>
+    <w:p>
+      <w:pPr>
+        <w:widowControl w:val="1"/>
+        <w:ind w:left="0" w:firstLine="0"/>
+        <w:rPr>
+          <w:sz w:val="20"/>
+          <w:szCs w:val="20"/>
+        </w:rPr>
+      </w:pPr>
+      <w:r>
+        <w:rPr>
+          <w:sz w:val="20"/>
+          <w:szCs w:val="20"/>
+          <w:rtl w:val="0"/>
+        </w:rPr>
+        <w:t xml:space="preserve">An open-source, accessibility-focused CSS design system published to npm, combining semantic HTML and ARIA patterns with themeable design tokens, reusable components, variants, and atomic utilities; developed with Storybook and protected by Playwright visual-regression testing across light, dark themes.</w:t>
+      </w:r>
+    </w:p>
+    <w:p>
+      <w:pPr>
+        <w:pStyle w:val="Heading1"/>
         <w:keepNext w:val="1"/>
         <w:keepLines w:val="1"/>
-        <w:tabs>
-          <w:tab w:val="right" w:leader="none" w:pos="9648"/>
-        </w:tabs>
-        <w:spacing w:after="20" w:before="140" w:lineRule="auto"/>
+        <w:spacing w:after="80" w:before="280" w:lineRule="auto"/>
         <w:rPr/>
       </w:pPr>
       <w:r>
+        <w:rPr>
+          <w:rFonts w:ascii="Arial" w:cs="Arial" w:eastAsia="Arial" w:hAnsi="Arial"/>
+          <w:color w:val="0f4761"/>
+          <w:sz w:val="36"/>
+          <w:szCs w:val="36"/>
+          <w:rtl w:val="0"/>
+        </w:rPr>
+        <w:t xml:space="preserve">EDUCATION</w:t>
+      </w:r>
+      <w:r>
+        <w:rPr>
+          <w:rtl w:val="0"/>
+        </w:rPr>
+      </w:r>
+    </w:p>
+    <w:p>
+      <w:pPr>
+        <w:keepNext w:val="1"/>
+        <w:spacing w:after="20" w:before="60" w:lineRule="auto"/>
         <w:rPr>
           <w:rFonts w:ascii="Arial" w:cs="Arial" w:eastAsia="Arial" w:hAnsi="Arial"/>
           <w:b w:val="1"/>
           <w:bCs w:val="1"/>
           <w:sz w:val="20"/>
           <w:szCs w:val="20"/>
-          <w:rtl w:val="0"/>
-        </w:rPr>
-        <w:t xml:space="preserve">Ruby on Rails Developer</w:t>
-      </w:r>
-      <w:r>
-        <w:rPr>
-          <w:rFonts w:ascii="Arial" w:cs="Arial" w:eastAsia="Arial" w:hAnsi="Arial"/>
-          <w:sz w:val="20"/>
-          <w:szCs w:val="20"/>
-          <w:rtl w:val="0"/>
-        </w:rPr>
-        <w:tab/>
-        <w:t xml:space="preserve">Nov 2011 - Jan 2013</w:t>
-      </w:r>
-      <w:r>
-        <w:rPr>
-          <w:rtl w:val="0"/>
-        </w:rPr>
+        </w:rPr>
+      </w:pPr>
+      <w:r>
+        <w:rPr>
+          <w:rFonts w:ascii="Arial" w:cs="Arial" w:eastAsia="Arial" w:hAnsi="Arial"/>
+          <w:b w:val="1"/>
+          <w:bCs w:val="1"/>
+          <w:sz w:val="20"/>
+          <w:szCs w:val="20"/>
+          <w:rtl w:val="0"/>
+        </w:rPr>
+        <w:t xml:space="preserve">Instituto Superior Técnico</w:t>
       </w:r>
     </w:p>
     <w:p>
       <w:pPr>
         <w:keepNext w:val="1"/>
-        <w:keepLines w:val="0"/>
-        <w:pageBreakBefore w:val="0"/>
-        <w:widowControl w:val="1"/>
-        <w:pBdr>
-          <w:top w:space="0" w:sz="0" w:val="nil"/>
-          <w:left w:space="0" w:sz="0" w:val="nil"/>
-          <w:bottom w:space="0" w:sz="0" w:val="nil"/>
-          <w:right w:space="0" w:sz="0" w:val="nil"/>
-          <w:between w:space="0" w:sz="0" w:val="nil"/>
-        </w:pBdr>
-        <w:shd w:fill="auto" w:val="clear"/>
-        <w:spacing w:after="20" w:before="0" w:line="240" w:lineRule="auto"/>
-        <w:ind w:left="0" w:right="0" w:firstLine="0"/>
-        <w:jc w:val="left"/>
-        <w:rPr>
-          <w:rFonts w:ascii="Arial" w:cs="Arial" w:eastAsia="Arial" w:hAnsi="Arial"/>
-          <w:b w:val="0"/>
-          <w:bCs w:val="0"/>
-          <w:i w:val="0"/>
-          <w:iCs w:val="0"/>
-          <w:smallCaps w:val="0"/>
-          <w:strike w:val="0"/>
-          <w:color w:val="000000"/>
-          <w:sz w:val="20"/>
-          <w:szCs w:val="20"/>
-          <w:u w:val="none"/>
-          <w:shd w:fill="auto" w:val="clear"/>
-          <w:vertAlign w:val="baseline"/>
-        </w:rPr>
-      </w:pPr>
-      <w:r>
-        <w:rPr>
-          <w:rFonts w:ascii="Arial" w:cs="Arial" w:eastAsia="Arial" w:hAnsi="Arial"/>
-          <w:b w:val="0"/>
-          <w:bCs w:val="0"/>
-          <w:i w:val="0"/>
-          <w:iCs w:val="0"/>
-          <w:smallCaps w:val="0"/>
-          <w:strike w:val="0"/>
-          <w:color w:val="000000"/>
-          <w:sz w:val="20"/>
-          <w:szCs w:val="20"/>
-          <w:u w:val="none"/>
-          <w:shd w:fill="auto" w:val="clear"/>
-          <w:vertAlign w:val="baseline"/>
-          <w:rtl w:val="0"/>
-        </w:rPr>
-        <w:t xml:space="preserve">Outitude</w:t>
-      </w:r>
-      <w:r>
-        <w:rPr>
-          <w:rFonts w:ascii="Arial" w:cs="Arial" w:eastAsia="Arial" w:hAnsi="Arial"/>
-          <w:b w:val="0"/>
-          <w:bCs w:val="0"/>
+        <w:widowControl w:val="1"/>
+        <w:spacing w:after="20" w:lineRule="auto"/>
+        <w:rPr/>
+      </w:pPr>
+      <w:r>
+        <w:rPr>
           <w:i w:val="1"/>
           <w:iCs w:val="1"/>
-          <w:smallCaps w:val="0"/>
-          <w:strike w:val="0"/>
-          <w:color w:val="000000"/>
-          <w:sz w:val="20"/>
-          <w:szCs w:val="20"/>
-          <w:u w:val="none"/>
-          <w:shd w:fill="auto" w:val="clear"/>
-          <w:vertAlign w:val="baseline"/>
-          <w:rtl w:val="0"/>
-        </w:rPr>
-        <w:t xml:space="preserve"> | Lisbon, Portugal</w:t>
-      </w:r>
-      <w:r>
-        <w:rPr>
-          <w:rtl w:val="0"/>
-        </w:rPr>
-      </w:r>
-    </w:p>
-    <w:p>
-      <w:pPr>
-        <w:keepNext w:val="0"/>
+          <w:sz w:val="20"/>
+          <w:szCs w:val="20"/>
+          <w:rtl w:val="0"/>
+        </w:rPr>
+        <w:t xml:space="preserve">Lisbon, Portugal</w:t>
+      </w:r>
+      <w:r>
+        <w:rPr>
+          <w:rtl w:val="0"/>
+        </w:rPr>
+      </w:r>
+    </w:p>
+    <w:p>
+      <w:pPr>
+        <w:keepNext w:val="1"/>
         <w:keepLines w:val="0"/>
         <w:pageBreakBefore w:val="0"/>
         <w:widowControl w:val="1"/>
@@ -2653,604 +2586,6 @@
           <w:vertAlign w:val="baseline"/>
           <w:rtl w:val="0"/>
         </w:rPr>
-        <w:t xml:space="preserve">Built and operated startup product features across Ruby on Rails, jQuery, CSS, PostgreSQL, Redis, and Elasticsearch.</w:t>
-      </w:r>
-      <w:r>
-        <w:rPr>
-          <w:rtl w:val="0"/>
-        </w:rPr>
-      </w:r>
-    </w:p>
-    <w:p>
-      <w:pPr>
-        <w:keepNext w:val="1"/>
-        <w:keepLines w:val="1"/>
-        <w:tabs>
-          <w:tab w:val="right" w:leader="none" w:pos="9648"/>
-        </w:tabs>
-        <w:spacing w:after="20" w:before="140" w:lineRule="auto"/>
-        <w:rPr>
-          <w:b w:val="1"/>
-          <w:bCs w:val="1"/>
-          <w:sz w:val="20"/>
-          <w:szCs w:val="20"/>
-        </w:rPr>
-      </w:pPr>
-      <w:r>
-        <w:rPr>
-          <w:rtl w:val="0"/>
-        </w:rPr>
-      </w:r>
-    </w:p>
-    <w:p>
-      <w:pPr>
-        <w:keepNext w:val="1"/>
-        <w:keepLines w:val="1"/>
-        <w:tabs>
-          <w:tab w:val="right" w:leader="none" w:pos="9648"/>
-        </w:tabs>
-        <w:spacing w:after="20" w:before="140" w:lineRule="auto"/>
-        <w:rPr/>
-      </w:pPr>
-      <w:r>
-        <w:rPr>
-          <w:rFonts w:ascii="Arial" w:cs="Arial" w:eastAsia="Arial" w:hAnsi="Arial"/>
-          <w:b w:val="1"/>
-          <w:bCs w:val="1"/>
-          <w:sz w:val="20"/>
-          <w:szCs w:val="20"/>
-          <w:rtl w:val="0"/>
-        </w:rPr>
-        <w:t xml:space="preserve">Junior Ruby on Rails Developer</w:t>
-      </w:r>
-      <w:r>
-        <w:rPr>
-          <w:rFonts w:ascii="Arial" w:cs="Arial" w:eastAsia="Arial" w:hAnsi="Arial"/>
-          <w:sz w:val="20"/>
-          <w:szCs w:val="20"/>
-          <w:rtl w:val="0"/>
-        </w:rPr>
-        <w:tab/>
-        <w:t xml:space="preserve">Apr 2011 - Oct 2011</w:t>
-      </w:r>
-      <w:r>
-        <w:rPr>
-          <w:rtl w:val="0"/>
-        </w:rPr>
-      </w:r>
-    </w:p>
-    <w:p>
-      <w:pPr>
-        <w:keepNext w:val="1"/>
-        <w:keepLines w:val="0"/>
-        <w:pageBreakBefore w:val="0"/>
-        <w:widowControl w:val="1"/>
-        <w:pBdr>
-          <w:top w:space="0" w:sz="0" w:val="nil"/>
-          <w:left w:space="0" w:sz="0" w:val="nil"/>
-          <w:bottom w:space="0" w:sz="0" w:val="nil"/>
-          <w:right w:space="0" w:sz="0" w:val="nil"/>
-          <w:between w:space="0" w:sz="0" w:val="nil"/>
-        </w:pBdr>
-        <w:shd w:fill="auto" w:val="clear"/>
-        <w:spacing w:after="20" w:before="0" w:line="240" w:lineRule="auto"/>
-        <w:ind w:left="0" w:right="0" w:firstLine="0"/>
-        <w:jc w:val="left"/>
-        <w:rPr>
-          <w:rFonts w:ascii="Arial" w:cs="Arial" w:eastAsia="Arial" w:hAnsi="Arial"/>
-          <w:b w:val="0"/>
-          <w:bCs w:val="0"/>
-          <w:i w:val="0"/>
-          <w:iCs w:val="0"/>
-          <w:smallCaps w:val="0"/>
-          <w:strike w:val="0"/>
-          <w:color w:val="000000"/>
-          <w:sz w:val="20"/>
-          <w:szCs w:val="20"/>
-          <w:u w:val="none"/>
-          <w:shd w:fill="auto" w:val="clear"/>
-          <w:vertAlign w:val="baseline"/>
-        </w:rPr>
-      </w:pPr>
-      <w:r>
-        <w:rPr>
-          <w:rFonts w:ascii="Arial" w:cs="Arial" w:eastAsia="Arial" w:hAnsi="Arial"/>
-          <w:b w:val="0"/>
-          <w:bCs w:val="0"/>
-          <w:i w:val="0"/>
-          <w:iCs w:val="0"/>
-          <w:smallCaps w:val="0"/>
-          <w:strike w:val="0"/>
-          <w:color w:val="000000"/>
-          <w:sz w:val="20"/>
-          <w:szCs w:val="20"/>
-          <w:u w:val="none"/>
-          <w:shd w:fill="auto" w:val="clear"/>
-          <w:vertAlign w:val="baseline"/>
-          <w:rtl w:val="0"/>
-        </w:rPr>
-        <w:t xml:space="preserve">Rupeal</w:t>
-      </w:r>
-      <w:r>
-        <w:rPr>
-          <w:rFonts w:ascii="Arial" w:cs="Arial" w:eastAsia="Arial" w:hAnsi="Arial"/>
-          <w:b w:val="0"/>
-          <w:bCs w:val="0"/>
-          <w:i w:val="1"/>
-          <w:iCs w:val="1"/>
-          <w:smallCaps w:val="0"/>
-          <w:strike w:val="0"/>
-          <w:color w:val="000000"/>
-          <w:sz w:val="20"/>
-          <w:szCs w:val="20"/>
-          <w:u w:val="none"/>
-          <w:shd w:fill="auto" w:val="clear"/>
-          <w:vertAlign w:val="baseline"/>
-          <w:rtl w:val="0"/>
-        </w:rPr>
-        <w:t xml:space="preserve"> | Lisbon, Portugal</w:t>
-      </w:r>
-      <w:r>
-        <w:rPr>
-          <w:rtl w:val="0"/>
-        </w:rPr>
-      </w:r>
-    </w:p>
-    <w:p>
-      <w:pPr>
-        <w:keepNext w:val="0"/>
-        <w:keepLines w:val="0"/>
-        <w:pageBreakBefore w:val="0"/>
-        <w:widowControl w:val="1"/>
-        <w:numPr>
-          <w:ilvl w:val="0"/>
-          <w:numId w:val="1"/>
-        </w:numPr>
-        <w:pBdr>
-          <w:top w:space="0" w:sz="0" w:val="nil"/>
-          <w:left w:space="0" w:sz="0" w:val="nil"/>
-          <w:bottom w:space="0" w:sz="0" w:val="nil"/>
-          <w:right w:space="0" w:sz="0" w:val="nil"/>
-          <w:between w:space="0" w:sz="0" w:val="nil"/>
-        </w:pBdr>
-        <w:shd w:fill="auto" w:val="clear"/>
-        <w:spacing w:after="0" w:before="30" w:line="240" w:lineRule="auto"/>
-        <w:ind w:left="720" w:right="0" w:hanging="360"/>
-        <w:jc w:val="left"/>
-        <w:rPr/>
-      </w:pPr>
-      <w:r>
-        <w:rPr>
-          <w:rFonts w:ascii="Arial" w:cs="Arial" w:eastAsia="Arial" w:hAnsi="Arial"/>
-          <w:b w:val="0"/>
-          <w:bCs w:val="0"/>
-          <w:i w:val="0"/>
-          <w:iCs w:val="0"/>
-          <w:smallCaps w:val="0"/>
-          <w:strike w:val="0"/>
-          <w:color w:val="000000"/>
-          <w:sz w:val="20"/>
-          <w:szCs w:val="20"/>
-          <w:u w:val="none"/>
-          <w:shd w:fill="auto" w:val="clear"/>
-          <w:vertAlign w:val="baseline"/>
-          <w:rtl w:val="0"/>
-        </w:rPr>
-        <w:t xml:space="preserve">Designed and built a web platform from scratch for event promotion, promoter scheduling, report collection, and aggregate statistical reporting using Ruby on Rails, jQuery, CSS, and MySQL.</w:t>
-      </w:r>
-      <w:r>
-        <w:rPr>
-          <w:rtl w:val="0"/>
-        </w:rPr>
-      </w:r>
-    </w:p>
-    <w:p>
-      <w:pPr>
-        <w:keepNext w:val="1"/>
-        <w:keepLines w:val="1"/>
-        <w:tabs>
-          <w:tab w:val="right" w:leader="none" w:pos="9648"/>
-        </w:tabs>
-        <w:spacing w:after="20" w:before="140" w:lineRule="auto"/>
-        <w:rPr>
-          <w:b w:val="1"/>
-          <w:bCs w:val="1"/>
-          <w:sz w:val="20"/>
-          <w:szCs w:val="20"/>
-        </w:rPr>
-      </w:pPr>
-      <w:r>
-        <w:rPr>
-          <w:rtl w:val="0"/>
-        </w:rPr>
-      </w:r>
-    </w:p>
-    <w:p>
-      <w:pPr>
-        <w:keepNext w:val="1"/>
-        <w:keepLines w:val="1"/>
-        <w:tabs>
-          <w:tab w:val="right" w:leader="none" w:pos="9648"/>
-        </w:tabs>
-        <w:spacing w:after="20" w:before="140" w:lineRule="auto"/>
-        <w:rPr/>
-      </w:pPr>
-      <w:r>
-        <w:rPr>
-          <w:rFonts w:ascii="Arial" w:cs="Arial" w:eastAsia="Arial" w:hAnsi="Arial"/>
-          <w:b w:val="1"/>
-          <w:bCs w:val="1"/>
-          <w:sz w:val="20"/>
-          <w:szCs w:val="20"/>
-          <w:rtl w:val="0"/>
-        </w:rPr>
-        <w:t xml:space="preserve">PHP Developer</w:t>
-      </w:r>
-      <w:r>
-        <w:rPr>
-          <w:rFonts w:ascii="Arial" w:cs="Arial" w:eastAsia="Arial" w:hAnsi="Arial"/>
-          <w:sz w:val="20"/>
-          <w:szCs w:val="20"/>
-          <w:rtl w:val="0"/>
-        </w:rPr>
-        <w:tab/>
-        <w:t xml:space="preserve">2007 - 2011</w:t>
-      </w:r>
-      <w:r>
-        <w:rPr>
-          <w:rtl w:val="0"/>
-        </w:rPr>
-      </w:r>
-    </w:p>
-    <w:p>
-      <w:pPr>
-        <w:keepNext w:val="1"/>
-        <w:keepLines w:val="0"/>
-        <w:pageBreakBefore w:val="0"/>
-        <w:widowControl w:val="1"/>
-        <w:pBdr>
-          <w:top w:space="0" w:sz="0" w:val="nil"/>
-          <w:left w:space="0" w:sz="0" w:val="nil"/>
-          <w:bottom w:space="0" w:sz="0" w:val="nil"/>
-          <w:right w:space="0" w:sz="0" w:val="nil"/>
-          <w:between w:space="0" w:sz="0" w:val="nil"/>
-        </w:pBdr>
-        <w:shd w:fill="auto" w:val="clear"/>
-        <w:spacing w:after="20" w:before="0" w:line="240" w:lineRule="auto"/>
-        <w:ind w:left="0" w:right="0" w:firstLine="0"/>
-        <w:jc w:val="left"/>
-        <w:rPr>
-          <w:rFonts w:ascii="Arial" w:cs="Arial" w:eastAsia="Arial" w:hAnsi="Arial"/>
-          <w:b w:val="0"/>
-          <w:bCs w:val="0"/>
-          <w:i w:val="0"/>
-          <w:iCs w:val="0"/>
-          <w:smallCaps w:val="0"/>
-          <w:strike w:val="0"/>
-          <w:color w:val="000000"/>
-          <w:sz w:val="20"/>
-          <w:szCs w:val="20"/>
-          <w:u w:val="none"/>
-          <w:shd w:fill="auto" w:val="clear"/>
-          <w:vertAlign w:val="baseline"/>
-        </w:rPr>
-      </w:pPr>
-      <w:r>
-        <w:rPr>
-          <w:rFonts w:ascii="Arial" w:cs="Arial" w:eastAsia="Arial" w:hAnsi="Arial"/>
-          <w:b w:val="0"/>
-          <w:bCs w:val="0"/>
-          <w:i w:val="0"/>
-          <w:iCs w:val="0"/>
-          <w:smallCaps w:val="0"/>
-          <w:strike w:val="0"/>
-          <w:color w:val="000000"/>
-          <w:sz w:val="20"/>
-          <w:szCs w:val="20"/>
-          <w:u w:val="none"/>
-          <w:shd w:fill="auto" w:val="clear"/>
-          <w:vertAlign w:val="baseline"/>
-          <w:rtl w:val="0"/>
-        </w:rPr>
-        <w:t xml:space="preserve">Parkour Portugal</w:t>
-      </w:r>
-      <w:r>
-        <w:rPr>
-          <w:rFonts w:ascii="Arial" w:cs="Arial" w:eastAsia="Arial" w:hAnsi="Arial"/>
-          <w:b w:val="0"/>
-          <w:bCs w:val="0"/>
-          <w:i w:val="1"/>
-          <w:iCs w:val="1"/>
-          <w:smallCaps w:val="0"/>
-          <w:strike w:val="0"/>
-          <w:color w:val="000000"/>
-          <w:sz w:val="20"/>
-          <w:szCs w:val="20"/>
-          <w:u w:val="none"/>
-          <w:shd w:fill="auto" w:val="clear"/>
-          <w:vertAlign w:val="baseline"/>
-          <w:rtl w:val="0"/>
-        </w:rPr>
-        <w:t xml:space="preserve"> | Lisbon, Portugal</w:t>
-      </w:r>
-      <w:r>
-        <w:rPr>
-          <w:rtl w:val="0"/>
-        </w:rPr>
-      </w:r>
-    </w:p>
-    <w:p>
-      <w:pPr>
-        <w:keepNext w:val="0"/>
-        <w:keepLines w:val="0"/>
-        <w:pageBreakBefore w:val="0"/>
-        <w:widowControl w:val="1"/>
-        <w:numPr>
-          <w:ilvl w:val="0"/>
-          <w:numId w:val="1"/>
-        </w:numPr>
-        <w:pBdr>
-          <w:top w:space="0" w:sz="0" w:val="nil"/>
-          <w:left w:space="0" w:sz="0" w:val="nil"/>
-          <w:bottom w:space="0" w:sz="0" w:val="nil"/>
-          <w:right w:space="0" w:sz="0" w:val="nil"/>
-          <w:between w:space="0" w:sz="0" w:val="nil"/>
-        </w:pBdr>
-        <w:shd w:fill="auto" w:val="clear"/>
-        <w:spacing w:after="0" w:before="30" w:line="240" w:lineRule="auto"/>
-        <w:ind w:left="720" w:right="0" w:hanging="360"/>
-        <w:jc w:val="left"/>
-        <w:rPr/>
-      </w:pPr>
-      <w:r>
-        <w:rPr>
-          <w:rFonts w:ascii="Arial" w:cs="Arial" w:eastAsia="Arial" w:hAnsi="Arial"/>
-          <w:b w:val="0"/>
-          <w:bCs w:val="0"/>
-          <w:i w:val="0"/>
-          <w:iCs w:val="0"/>
-          <w:smallCaps w:val="0"/>
-          <w:strike w:val="0"/>
-          <w:color w:val="000000"/>
-          <w:sz w:val="20"/>
-          <w:szCs w:val="20"/>
-          <w:u w:val="none"/>
-          <w:shd w:fill="auto" w:val="clear"/>
-          <w:vertAlign w:val="baseline"/>
-          <w:rtl w:val="0"/>
-        </w:rPr>
-        <w:t xml:space="preserve">Developed and maintained the organization's web presence using PHP, WordPress, jQuery, CSS, and MySQL.</w:t>
-      </w:r>
-    </w:p>
-    <w:p>
-      <w:pPr>
-        <w:keepNext w:val="0"/>
-        <w:keepLines w:val="0"/>
-        <w:pageBreakBefore w:val="0"/>
-        <w:widowControl w:val="1"/>
-        <w:pBdr>
-          <w:top w:space="0" w:sz="0" w:val="nil"/>
-          <w:left w:space="0" w:sz="0" w:val="nil"/>
-          <w:bottom w:space="0" w:sz="0" w:val="nil"/>
-          <w:right w:space="0" w:sz="0" w:val="nil"/>
-          <w:between w:space="0" w:sz="0" w:val="nil"/>
-        </w:pBdr>
-        <w:shd w:fill="auto" w:val="clear"/>
-        <w:spacing w:after="0" w:before="30" w:line="240" w:lineRule="auto"/>
-        <w:ind w:left="0" w:right="0" w:firstLine="0"/>
-        <w:jc w:val="left"/>
-        <w:rPr>
-          <w:sz w:val="20"/>
-          <w:szCs w:val="20"/>
-        </w:rPr>
-      </w:pPr>
-      <w:r>
-        <w:rPr>
-          <w:rtl w:val="0"/>
-        </w:rPr>
-      </w:r>
-    </w:p>
-    <w:p>
-      <w:pPr>
-        <w:pStyle w:val="Heading1"/>
-        <w:keepNext w:val="1"/>
-        <w:keepLines w:val="1"/>
-        <w:spacing w:after="80" w:before="280" w:lineRule="auto"/>
-        <w:rPr>
-          <w:rFonts w:ascii="Arial" w:cs="Arial" w:eastAsia="Arial" w:hAnsi="Arial"/>
-          <w:b w:val="1"/>
-          <w:bCs w:val="1"/>
-          <w:sz w:val="20"/>
-          <w:szCs w:val="20"/>
-        </w:rPr>
-      </w:pPr>
-      <w:r>
-        <w:rPr>
-          <w:rFonts w:ascii="Arial" w:cs="Arial" w:eastAsia="Arial" w:hAnsi="Arial"/>
-          <w:color w:val="0f4761"/>
-          <w:sz w:val="36"/>
-          <w:szCs w:val="36"/>
-          <w:rtl w:val="0"/>
-        </w:rPr>
-        <w:t xml:space="preserve">OPEN SOURCE PROJECTS</w:t>
-      </w:r>
-      <w:r>
-        <w:rPr>
-          <w:rtl w:val="0"/>
-        </w:rPr>
-      </w:r>
-    </w:p>
-    <w:p>
-      <w:pPr>
-        <w:keepLines w:val="1"/>
-        <w:widowControl w:val="1"/>
-        <w:numPr>
-          <w:ilvl w:val="0"/>
-          <w:numId w:val="1"/>
-        </w:numPr>
-        <w:ind w:left="720" w:hanging="360"/>
-      </w:pPr>
-      <w:hyperlink r:id="rId8">
-        <w:r>
-          <w:rPr>
-            <w:b/>
-            <w:color w:val="0563C1"/>
-            <w:u w:val="single"/>
-            <w:sz w:val="20"/>
-          </w:rPr>
-          <w:t>Websolut</w:t>
-        </w:r>
-      </w:hyperlink>
-      <w:r>
-        <w:rPr>
-          <w:b/>
-          <w:sz w:val="20"/>
-        </w:rPr>
-        <w:t xml:space="preserve">: </w:t>
-      </w:r>
-      <w:r>
-        <w:rPr>
-          <w:sz w:val="20"/>
-        </w:rPr>
-        <w:t>An open-source product that enables a designer or product owner to move from Figma design through implementation and deployment without writing code, with real-time previews, content editing independent of Figma, and direct publishing to Vercel. Built with Vue 3/TypeScript, Electron, and NestJS.</w:t>
-      </w:r>
-    </w:p>
-    <w:p>
-      <w:pPr>
-        <w:widowControl w:val="1"/>
-        <w:numPr>
-          <w:ilvl w:val="0"/>
-          <w:numId w:val="1"/>
-        </w:numPr>
-        <w:ind w:left="720" w:hanging="360"/>
-      </w:pPr>
-      <w:hyperlink r:id="rId9">
-        <w:r>
-          <w:rPr>
-            <w:b/>
-            <w:color w:val="0563C1"/>
-            <w:u w:val="single"/>
-            <w:sz w:val="20"/>
-          </w:rPr>
-          <w:t>Semanticus CSS</w:t>
-        </w:r>
-      </w:hyperlink>
-      <w:r>
-        <w:rPr>
-          <w:b/>
-          <w:sz w:val="20"/>
-        </w:rPr>
-        <w:t xml:space="preserve">: </w:t>
-      </w:r>
-      <w:r>
-        <w:rPr>
-          <w:sz w:val="20"/>
-        </w:rPr>
-        <w:t>An open-source, accessibility-focused CSS design system published to npm, combining semantic HTML and ARIA patterns with themeable design tokens, reusable components, variants, and atomic utilities in a 23.7 KB gzipped bundle; developed with Storybook and protected by Playwright visual-regression testing across light, dark, and RTL layouts.</w:t>
-      </w:r>
-    </w:p>
-    <w:p>
-      <w:pPr>
-        <w:widowControl w:val="1"/>
-        <w:ind w:left="0" w:firstLine="0"/>
-        <w:rPr>
-          <w:sz w:val="20"/>
-          <w:szCs w:val="20"/>
-        </w:rPr>
-      </w:pPr>
-      <w:r>
-        <w:rPr>
-          <w:rtl w:val="0"/>
-        </w:rPr>
-      </w:r>
-    </w:p>
-    <w:p>
-      <w:pPr>
-        <w:pStyle w:val="Heading1"/>
-        <w:keepNext w:val="1"/>
-        <w:keepLines w:val="1"/>
-        <w:spacing w:after="80" w:before="280" w:lineRule="auto"/>
-        <w:rPr/>
-      </w:pPr>
-      <w:r>
-        <w:rPr>
-          <w:rFonts w:ascii="Arial" w:cs="Arial" w:eastAsia="Arial" w:hAnsi="Arial"/>
-          <w:color w:val="0f4761"/>
-          <w:sz w:val="36"/>
-          <w:szCs w:val="36"/>
-          <w:rtl w:val="0"/>
-        </w:rPr>
-        <w:t xml:space="preserve">EDUCATION</w:t>
-      </w:r>
-      <w:r>
-        <w:rPr>
-          <w:rtl w:val="0"/>
-        </w:rPr>
-      </w:r>
-    </w:p>
-    <w:p>
-      <w:pPr>
-        <w:keepNext w:val="1"/>
-        <w:spacing w:after="20" w:before="60" w:lineRule="auto"/>
-        <w:rPr/>
-      </w:pPr>
-      <w:r>
-        <w:rPr>
-          <w:rFonts w:ascii="Arial" w:cs="Arial" w:eastAsia="Arial" w:hAnsi="Arial"/>
-          <w:b w:val="1"/>
-          <w:bCs w:val="1"/>
-          <w:sz w:val="20"/>
-          <w:szCs w:val="20"/>
-          <w:rtl w:val="0"/>
-        </w:rPr>
-        <w:t xml:space="preserve">Instituto Superior Técnico, Lisbon, Portugal</w:t>
-      </w:r>
-      <w:r>
-        <w:rPr>
-          <w:rtl w:val="0"/>
-        </w:rPr>
-      </w:r>
-    </w:p>
-    <w:p>
-      <w:pPr>
-        <w:keepNext w:val="1"/>
-        <w:keepLines w:val="0"/>
-        <w:pageBreakBefore w:val="0"/>
-        <w:widowControl w:val="1"/>
-        <w:numPr>
-          <w:ilvl w:val="0"/>
-          <w:numId w:val="1"/>
-        </w:numPr>
-        <w:pBdr>
-          <w:top w:space="0" w:sz="0" w:val="nil"/>
-          <w:left w:space="0" w:sz="0" w:val="nil"/>
-          <w:bottom w:space="0" w:sz="0" w:val="nil"/>
-          <w:right w:space="0" w:sz="0" w:val="nil"/>
-          <w:between w:space="0" w:sz="0" w:val="nil"/>
-        </w:pBdr>
-        <w:shd w:fill="auto" w:val="clear"/>
-        <w:spacing w:after="0" w:before="30" w:line="240" w:lineRule="auto"/>
-        <w:ind w:left="720" w:right="0" w:hanging="360"/>
-        <w:jc w:val="left"/>
-        <w:rPr/>
-      </w:pPr>
-      <w:r>
-        <w:rPr>
-          <w:rFonts w:ascii="Arial" w:cs="Arial" w:eastAsia="Arial" w:hAnsi="Arial"/>
-          <w:b w:val="0"/>
-          <w:bCs w:val="0"/>
-          <w:i w:val="0"/>
-          <w:iCs w:val="0"/>
-          <w:smallCaps w:val="0"/>
-          <w:strike w:val="0"/>
-          <w:color w:val="000000"/>
-          <w:sz w:val="20"/>
-          <w:szCs w:val="20"/>
-          <w:u w:val="none"/>
-          <w:shd w:fill="auto" w:val="clear"/>
-          <w:vertAlign w:val="baseline"/>
-          <w:rtl w:val="0"/>
-        </w:rPr>
         <w:t xml:space="preserve">Bachelor's degree in Computer Systems Networking and Telecommunications, 2002 - 2007</w:t>
       </w:r>
       <w:r>
@@ -3301,29 +2636,6 @@
         </w:rPr>
         <w:t xml:space="preserve">Master's degree in Computer Systems Networking and Telecommunications, 2007 - 2010</w:t>
       </w:r>
-    </w:p>
-    <w:p>
-      <w:pPr>
-        <w:keepNext w:val="0"/>
-        <w:keepLines w:val="0"/>
-        <w:pageBreakBefore w:val="0"/>
-        <w:widowControl w:val="1"/>
-        <w:pBdr>
-          <w:top w:space="0" w:sz="0" w:val="nil"/>
-          <w:left w:space="0" w:sz="0" w:val="nil"/>
-          <w:bottom w:space="0" w:sz="0" w:val="nil"/>
-          <w:right w:space="0" w:sz="0" w:val="nil"/>
-          <w:between w:space="0" w:sz="0" w:val="nil"/>
-        </w:pBdr>
-        <w:shd w:fill="auto" w:val="clear"/>
-        <w:spacing w:after="0" w:before="0" w:line="240" w:lineRule="auto"/>
-        <w:ind w:left="0" w:right="0" w:firstLine="0"/>
-        <w:jc w:val="left"/>
-        <w:rPr>
-          <w:sz w:val="20"/>
-          <w:szCs w:val="20"/>
-        </w:rPr>
-      </w:pPr>
       <w:r>
         <w:rPr>
           <w:rtl w:val="0"/>
@@ -3360,10 +2672,6 @@
         <w:keepLines w:val="0"/>
         <w:pageBreakBefore w:val="0"/>
         <w:widowControl w:val="1"/>
-        <w:numPr>
-          <w:ilvl w:val="0"/>
-          <w:numId w:val="1"/>
-        </w:numPr>
         <w:pBdr>
           <w:top w:space="0" w:sz="0" w:val="nil"/>
           <w:left w:space="0" w:sz="0" w:val="nil"/>
@@ -3373,9 +2681,12 @@
         </w:pBdr>
         <w:shd w:fill="auto" w:val="clear"/>
         <w:spacing w:after="0" w:before="30" w:line="240" w:lineRule="auto"/>
-        <w:ind w:left="720" w:right="0" w:hanging="360"/>
+        <w:ind w:left="0" w:right="0" w:firstLine="0"/>
         <w:jc w:val="left"/>
-        <w:rPr/>
+        <w:rPr>
+          <w:sz w:val="20"/>
+          <w:szCs w:val="20"/>
+        </w:rPr>
       </w:pPr>
       <w:r>
         <w:rPr>
@@ -3413,37 +2724,14 @@
           <w:vertAlign w:val="baseline"/>
           <w:rtl w:val="0"/>
         </w:rPr>
-        <w:t xml:space="preserve">Fluent</w:t>
-      </w:r>
-      <w:r>
-        <w:rPr>
-          <w:rtl w:val="0"/>
-        </w:rPr>
-      </w:r>
-    </w:p>
-    <w:p>
-      <w:pPr>
-        <w:keepNext w:val="1"/>
-        <w:keepLines w:val="0"/>
-        <w:pageBreakBefore w:val="0"/>
-        <w:widowControl w:val="1"/>
-        <w:numPr>
-          <w:ilvl w:val="0"/>
-          <w:numId w:val="1"/>
-        </w:numPr>
-        <w:pBdr>
-          <w:top w:space="0" w:sz="0" w:val="nil"/>
-          <w:left w:space="0" w:sz="0" w:val="nil"/>
-          <w:bottom w:space="0" w:sz="0" w:val="nil"/>
-          <w:right w:space="0" w:sz="0" w:val="nil"/>
-          <w:between w:space="0" w:sz="0" w:val="nil"/>
-        </w:pBdr>
-        <w:shd w:fill="auto" w:val="clear"/>
-        <w:spacing w:after="0" w:before="0" w:line="240" w:lineRule="auto"/>
-        <w:ind w:left="720" w:right="0" w:hanging="360"/>
-        <w:jc w:val="left"/>
-        <w:rPr/>
-      </w:pPr>
+        <w:t xml:space="preserve">Fluent;</w:t>
+      </w:r>
+      <w:r>
+        <w:rPr>
+          <w:rtl w:val="0"/>
+        </w:rPr>
+        <w:t xml:space="preserve"> </w:t>
+      </w:r>
       <w:r>
         <w:rPr>
           <w:rFonts w:ascii="Arial" w:cs="Arial" w:eastAsia="Arial" w:hAnsi="Arial"/>
@@ -3480,37 +2768,14 @@
           <w:vertAlign w:val="baseline"/>
           <w:rtl w:val="0"/>
         </w:rPr>
-        <w:t xml:space="preserve">Native</w:t>
-      </w:r>
-      <w:r>
-        <w:rPr>
-          <w:rtl w:val="0"/>
-        </w:rPr>
-      </w:r>
-    </w:p>
-    <w:p>
-      <w:pPr>
-        <w:keepNext w:val="0"/>
-        <w:keepLines w:val="0"/>
-        <w:pageBreakBefore w:val="0"/>
-        <w:widowControl w:val="1"/>
-        <w:numPr>
-          <w:ilvl w:val="0"/>
-          <w:numId w:val="1"/>
-        </w:numPr>
-        <w:pBdr>
-          <w:top w:space="0" w:sz="0" w:val="nil"/>
-          <w:left w:space="0" w:sz="0" w:val="nil"/>
-          <w:bottom w:space="0" w:sz="0" w:val="nil"/>
-          <w:right w:space="0" w:sz="0" w:val="nil"/>
-          <w:between w:space="0" w:sz="0" w:val="nil"/>
-        </w:pBdr>
-        <w:shd w:fill="auto" w:val="clear"/>
-        <w:spacing w:after="0" w:before="0" w:line="240" w:lineRule="auto"/>
-        <w:ind w:left="720" w:right="0" w:hanging="360"/>
-        <w:jc w:val="left"/>
-        <w:rPr/>
-      </w:pPr>
+        <w:t xml:space="preserve">Native;</w:t>
+      </w:r>
+      <w:r>
+        <w:rPr>
+          <w:rtl w:val="0"/>
+        </w:rPr>
+        <w:t xml:space="preserve"> </w:t>
+      </w:r>
       <w:r>
         <w:rPr>
           <w:rFonts w:ascii="Arial" w:cs="Arial" w:eastAsia="Arial" w:hAnsi="Arial"/>
@@ -3541,34 +2806,6 @@
     </w:p>
     <w:p>
       <w:pPr>
-        <w:keepNext w:val="0"/>
-        <w:keepLines w:val="0"/>
-        <w:pageBreakBefore w:val="0"/>
-        <w:widowControl w:val="1"/>
-        <w:pBdr>
-          <w:top w:space="0" w:sz="0" w:val="nil"/>
-          <w:left w:space="0" w:sz="0" w:val="nil"/>
-          <w:bottom w:space="0" w:sz="0" w:val="nil"/>
-          <w:right w:space="0" w:sz="0" w:val="nil"/>
-          <w:between w:space="0" w:sz="0" w:val="nil"/>
-        </w:pBdr>
-        <w:shd w:fill="auto" w:val="clear"/>
-        <w:spacing w:after="0" w:before="0" w:line="240" w:lineRule="auto"/>
-        <w:ind w:right="0"/>
-        <w:jc w:val="left"/>
-        <w:rPr>
-          <w:sz w:val="20"/>
-          <w:szCs w:val="20"/>
-        </w:rPr>
-      </w:pPr>
-      <w:r>
-        <w:rPr>
-          <w:rtl w:val="0"/>
-        </w:rPr>
-      </w:r>
-    </w:p>
-    <w:p>
-      <w:pPr>
         <w:pStyle w:val="Heading1"/>
         <w:spacing w:before="280" w:lineRule="auto"/>
         <w:rPr>
@@ -3599,11 +2836,6 @@
           <w:rtl w:val="0"/>
         </w:rPr>
         <w:t xml:space="preserve">Bass guitar and piano; camping, practical knotwork, DIY, and mountain biking.</w:t>
-      </w:r>
-      <w:r>
-        <w:rPr>
-          <w:rtl w:val="0"/>
-        </w:rPr>
       </w:r>
     </w:p>
     <w:sectPr>
@@ -3856,6 +3088,20 @@
       <w:sz w:val="56"/>
       <w:szCs w:val="56"/>
     </w:rPr>
+  </w:style>
+  <w:style w:type="table" w:styleId="TableNormal" w:default="1">
+    <w:name w:val="TableNormal"/>
+    <w:tblPr>
+      <w:tblCellMar>
+        <w:top w:w="100.0" w:type="dxa"/>
+        <w:left w:w="100.0" w:type="dxa"/>
+        <w:bottom w:w="100.0" w:type="dxa"/>
+        <w:right w:w="100.0" w:type="dxa"/>
+      </w:tblCellMar>
+    </w:tblPr>
+  </w:style>
+  <w:style w:type="paragraph" w:styleId="Normal" w:default="1">
+    <w:name w:val="normal"/>
   </w:style>
   <w:style w:type="paragraph" w:styleId="Heading7">
     <w:name w:val="heading 7"/>
@@ -4609,7 +3855,7 @@
 
 <file path=customXML/item1.xml><?xml version="1.0" encoding="utf-8"?>
 <go:gDocsCustomXmlDataStorage xmlns:go="http://customooxmlschemas.google.com/" xmlns:r="http://schemas.openxmlformats.org/officeDocument/2006/relationships" uri="GoogleDocsCustomDataVersion2">
-  <go:docsCustomData xmlns:go="http://customooxmlschemas.google.com/" roundtripDataSignature="AMtx7midpX0QUkgv5zaiUDhqm0P5BsXHSg==">CgMxLjAyDmguZ2lzeDJ3aDFiZDdiOAByITF4U1p4NjhYa3ZhQ3YyYm05WXRVdEZZZWN3SUlpZFdiZw==</go:docsCustomData>
+  <go:docsCustomData xmlns:go="http://customooxmlschemas.google.com/" roundtripDataSignature="AMtx7mimrMXJK/zjEg3FTZjUp3U0aZhk4w==">CgMxLjAyDmguZ2lzeDJ3aDFiZDdiOAByITFfc3plbi1NYTM5bnQ5YUJxV0VvVnFHcnRKZzI2Y1NkMg==</go:docsCustomData>
 </go:gDocsCustomXmlDataStorage>
 </file>
 
